--- a/Calendario2025/Actividades/A4_OSPF/v1/A4_OSPF.docx
+++ b/Calendario2025/Actividades/A4_OSPF/v1/A4_OSPF.docx
@@ -1,6 +1,6 @@
 
 <file path=word/document.xml><?xml version="1.0" encoding="utf-8"?>
-<w:document xmlns:wpc="http://schemas.microsoft.com/office/word/2010/wordprocessingCanvas" xmlns:cx="http://schemas.microsoft.com/office/drawing/2014/chartex" xmlns:cx1="http://schemas.microsoft.com/office/drawing/2015/9/8/chartex" xmlns:cx2="http://schemas.microsoft.com/office/drawing/2015/10/21/chartex" xmlns:cx3="http://schemas.microsoft.com/office/drawing/2016/5/9/chartex" xmlns:cx4="http://schemas.microsoft.com/office/drawing/2016/5/10/chartex" xmlns:cx5="http://schemas.microsoft.com/office/drawing/2016/5/11/chartex" xmlns:cx6="http://schemas.microsoft.com/office/drawing/2016/5/12/chartex" xmlns:cx7="http://schemas.microsoft.com/office/drawing/2016/5/13/chartex" xmlns:cx8="http://schemas.microsoft.com/office/drawing/2016/5/14/chartex" xmlns:mc="http://schemas.openxmlformats.org/markup-compatibility/2006" xmlns:aink="http://schemas.microsoft.com/office/drawing/2016/ink" xmlns:am3d="http://schemas.microsoft.com/office/drawing/2017/model3d" xmlns:o="urn:schemas-microsoft-com:office:office" xmlns:oel="http://schemas.microsoft.com/office/2019/extlst" xmlns:r="http://schemas.openxmlformats.org/officeDocument/2006/relationships" xmlns:m="http://schemas.openxmlformats.org/officeDocument/2006/math" xmlns:v="urn:schemas-microsoft-com:vml" xmlns:wp14="http://schemas.microsoft.com/office/word/2010/wordprocessingDrawing" xmlns:wp="http://schemas.openxmlformats.org/drawingml/2006/wordprocessingDrawing" xmlns:w10="urn:schemas-microsoft-com:office:word" xmlns:w="http://schemas.openxmlformats.org/wordprocessingml/2006/main" xmlns:w14="http://schemas.microsoft.com/office/word/2010/wordml" xmlns:w15="http://schemas.microsoft.com/office/word/2012/wordml" xmlns:w16cex="http://schemas.microsoft.com/office/word/2018/wordml/cex" xmlns:w16cid="http://schemas.microsoft.com/office/word/2016/wordml/cid" xmlns:w16="http://schemas.microsoft.com/office/word/2018/wordml" xmlns:w16sdtdh="http://schemas.microsoft.com/office/word/2020/wordml/sdtdatahash" xmlns:w16se="http://schemas.microsoft.com/office/word/2015/wordml/symex" xmlns:wpg="http://schemas.microsoft.com/office/word/2010/wordprocessingGroup" xmlns:wpi="http://schemas.microsoft.com/office/word/2010/wordprocessingInk" xmlns:wne="http://schemas.microsoft.com/office/word/2006/wordml" xmlns:wps="http://schemas.microsoft.com/office/word/2010/wordprocessingShape" mc:Ignorable="w14 w15 w16se w16cid w16 w16cex w16sdtdh wp14">
+<w:document xmlns:wpc="http://schemas.microsoft.com/office/word/2010/wordprocessingCanvas" xmlns:cx="http://schemas.microsoft.com/office/drawing/2014/chartex" xmlns:cx1="http://schemas.microsoft.com/office/drawing/2015/9/8/chartex" xmlns:cx2="http://schemas.microsoft.com/office/drawing/2015/10/21/chartex" xmlns:cx3="http://schemas.microsoft.com/office/drawing/2016/5/9/chartex" xmlns:cx4="http://schemas.microsoft.com/office/drawing/2016/5/10/chartex" xmlns:cx5="http://schemas.microsoft.com/office/drawing/2016/5/11/chartex" xmlns:cx6="http://schemas.microsoft.com/office/drawing/2016/5/12/chartex" xmlns:cx7="http://schemas.microsoft.com/office/drawing/2016/5/13/chartex" xmlns:cx8="http://schemas.microsoft.com/office/drawing/2016/5/14/chartex" xmlns:mc="http://schemas.openxmlformats.org/markup-compatibility/2006" xmlns:aink="http://schemas.microsoft.com/office/drawing/2016/ink" xmlns:am3d="http://schemas.microsoft.com/office/drawing/2017/model3d" xmlns:o="urn:schemas-microsoft-com:office:office" xmlns:oel="http://schemas.microsoft.com/office/2019/extlst" xmlns:r="http://schemas.openxmlformats.org/officeDocument/2006/relationships" xmlns:m="http://schemas.openxmlformats.org/officeDocument/2006/math" xmlns:v="urn:schemas-microsoft-com:vml" xmlns:wp14="http://schemas.microsoft.com/office/word/2010/wordprocessingDrawing" xmlns:wp="http://schemas.openxmlformats.org/drawingml/2006/wordprocessingDrawing" xmlns:w10="urn:schemas-microsoft-com:office:word" xmlns:w="http://schemas.openxmlformats.org/wordprocessingml/2006/main" xmlns:w14="http://schemas.microsoft.com/office/word/2010/wordml" xmlns:w15="http://schemas.microsoft.com/office/word/2012/wordml" xmlns:w16cex="http://schemas.microsoft.com/office/word/2018/wordml/cex" xmlns:w16cid="http://schemas.microsoft.com/office/word/2016/wordml/cid" xmlns:w16="http://schemas.microsoft.com/office/word/2018/wordml" xmlns:w16du="http://schemas.microsoft.com/office/word/2023/wordml/word16du" xmlns:w16sdtdh="http://schemas.microsoft.com/office/word/2020/wordml/sdtdatahash" xmlns:w16sdtfl="http://schemas.microsoft.com/office/word/2024/wordml/sdtformatlock" xmlns:w16se="http://schemas.microsoft.com/office/word/2015/wordml/symex" xmlns:wpg="http://schemas.microsoft.com/office/word/2010/wordprocessingGroup" xmlns:wpi="http://schemas.microsoft.com/office/word/2010/wordprocessingInk" xmlns:wne="http://schemas.microsoft.com/office/word/2006/wordml" xmlns:wps="http://schemas.microsoft.com/office/word/2010/wordprocessingShape" mc:Ignorable="w14 w15 w16se w16cid w16 w16cex w16sdtdh w16sdtfl w16du wp14">
   <w:body>
     <w:p>
       <w:pPr>
@@ -452,185 +452,6 @@
     <w:p/>
     <w:p>
       <w:pPr>
-        <w:shd w:val="clear" w:color="auto" w:fill="FFFFFF"/>
-        <w:spacing w:line="300" w:lineRule="exact"/>
-        <w:ind w:left="15"/>
-        <w:jc w:val="both"/>
-        <w:rPr>
-          <w:rFonts w:ascii="Arial" w:hAnsi="Arial" w:cs="Arial"/>
-          <w:color w:val="000000"/>
-        </w:rPr>
-      </w:pPr>
-      <w:r>
-        <w:rPr>
-          <w:rFonts w:ascii="Arial" w:hAnsi="Arial" w:cs="Arial"/>
-          <w:color w:val="000000"/>
-        </w:rPr>
-        <w:t>Por motivos de estandarización se ha decidido que</w:t>
-      </w:r>
-      <w:r>
-        <w:rPr>
-          <w:rFonts w:ascii="Arial" w:hAnsi="Arial" w:cs="Arial"/>
-          <w:color w:val="000000"/>
-        </w:rPr>
-        <w:t>:</w:t>
-      </w:r>
-    </w:p>
-    <w:p>
-      <w:pPr>
-        <w:pStyle w:val="ListParagraph"/>
-        <w:numPr>
-          <w:ilvl w:val="0"/>
-          <w:numId w:val="14"/>
-        </w:numPr>
-        <w:shd w:val="clear" w:color="auto" w:fill="FFFFFF"/>
-        <w:spacing w:line="300" w:lineRule="exact"/>
-        <w:jc w:val="both"/>
-        <w:rPr>
-          <w:rFonts w:ascii="Arial" w:hAnsi="Arial" w:cs="Arial"/>
-          <w:color w:val="000000"/>
-        </w:rPr>
-      </w:pPr>
-      <w:r>
-        <w:rPr>
-          <w:rFonts w:ascii="Arial" w:hAnsi="Arial" w:cs="Arial"/>
-          <w:color w:val="000000"/>
-        </w:rPr>
-        <w:t>La dirección IP de l</w:t>
-      </w:r>
-      <w:r>
-        <w:rPr>
-          <w:rFonts w:ascii="Arial" w:hAnsi="Arial" w:cs="Arial"/>
-          <w:color w:val="000000"/>
-        </w:rPr>
-        <w:t xml:space="preserve">as </w:t>
-      </w:r>
-      <w:r>
-        <w:rPr>
-          <w:rFonts w:ascii="Arial" w:hAnsi="Arial" w:cs="Arial"/>
-          <w:b/>
-          <w:bCs/>
-          <w:color w:val="000000"/>
-        </w:rPr>
-        <w:t>interfaces </w:t>
-      </w:r>
-      <w:r>
-        <w:rPr>
-          <w:rStyle w:val="Strong"/>
-          <w:rFonts w:ascii="Arial" w:hAnsi="Arial" w:cs="Arial"/>
-          <w:color w:val="000000"/>
-        </w:rPr>
-        <w:t>GE</w:t>
-      </w:r>
-      <w:r>
-        <w:rPr>
-          <w:rFonts w:ascii="Arial" w:hAnsi="Arial" w:cs="Arial"/>
-          <w:color w:val="000000"/>
-        </w:rPr>
-        <w:t> será la </w:t>
-      </w:r>
-      <w:r>
-        <w:rPr>
-          <w:rStyle w:val="Strong"/>
-          <w:rFonts w:ascii="Arial" w:hAnsi="Arial" w:cs="Arial"/>
-          <w:color w:val="000000"/>
-        </w:rPr>
-        <w:t>última dirección IP válida</w:t>
-      </w:r>
-      <w:r>
-        <w:rPr>
-          <w:rFonts w:ascii="Arial" w:hAnsi="Arial" w:cs="Arial"/>
-          <w:color w:val="000000"/>
-        </w:rPr>
-        <w:t> de la subred</w:t>
-      </w:r>
-      <w:r>
-        <w:rPr>
-          <w:rFonts w:ascii="Arial" w:hAnsi="Arial" w:cs="Arial"/>
-          <w:color w:val="000000"/>
-        </w:rPr>
-        <w:t>.</w:t>
-      </w:r>
-    </w:p>
-    <w:p>
-      <w:pPr>
-        <w:pStyle w:val="ListParagraph"/>
-        <w:numPr>
-          <w:ilvl w:val="0"/>
-          <w:numId w:val="14"/>
-        </w:numPr>
-        <w:shd w:val="clear" w:color="auto" w:fill="FFFFFF"/>
-        <w:spacing w:line="300" w:lineRule="exact"/>
-        <w:jc w:val="both"/>
-        <w:rPr>
-          <w:rFonts w:ascii="Arial" w:hAnsi="Arial" w:cs="Arial"/>
-          <w:color w:val="2D3B45"/>
-        </w:rPr>
-      </w:pPr>
-      <w:r>
-        <w:rPr>
-          <w:rFonts w:ascii="Arial" w:hAnsi="Arial" w:cs="Arial"/>
-          <w:color w:val="000000"/>
-        </w:rPr>
-        <w:t>La</w:t>
-      </w:r>
-      <w:r>
-        <w:rPr>
-          <w:rFonts w:ascii="Arial" w:hAnsi="Arial" w:cs="Arial"/>
-          <w:color w:val="000000"/>
-        </w:rPr>
-        <w:t xml:space="preserve"> dirección IP de la</w:t>
-      </w:r>
-      <w:r>
-        <w:rPr>
-          <w:rFonts w:ascii="Arial" w:hAnsi="Arial" w:cs="Arial"/>
-          <w:color w:val="000000"/>
-        </w:rPr>
-        <w:t xml:space="preserve">s </w:t>
-      </w:r>
-      <w:r>
-        <w:rPr>
-          <w:rFonts w:ascii="Arial" w:hAnsi="Arial" w:cs="Arial"/>
-          <w:b/>
-          <w:bCs/>
-          <w:color w:val="000000"/>
-        </w:rPr>
-        <w:t>interfaces seriales DCE</w:t>
-      </w:r>
-      <w:r>
-        <w:rPr>
-          <w:rFonts w:ascii="Arial" w:hAnsi="Arial" w:cs="Arial"/>
-          <w:color w:val="000000"/>
-        </w:rPr>
-        <w:t xml:space="preserve"> será la </w:t>
-      </w:r>
-      <w:r>
-        <w:rPr>
-          <w:rFonts w:ascii="Arial" w:hAnsi="Arial" w:cs="Arial"/>
-          <w:b/>
-          <w:bCs/>
-          <w:color w:val="000000"/>
-        </w:rPr>
-        <w:t>primera dirección IP válida</w:t>
-      </w:r>
-      <w:r>
-        <w:rPr>
-          <w:rFonts w:ascii="Arial" w:hAnsi="Arial" w:cs="Arial"/>
-          <w:color w:val="000000"/>
-        </w:rPr>
-        <w:t xml:space="preserve"> de la subred</w:t>
-      </w:r>
-      <w:r>
-        <w:rPr>
-          <w:rFonts w:ascii="Arial" w:hAnsi="Arial" w:cs="Arial"/>
-          <w:color w:val="000000"/>
-        </w:rPr>
-        <w:t>. </w:t>
-      </w:r>
-    </w:p>
-    <w:p/>
-    <w:p>
-      <w:pPr>
         <w:pStyle w:val="NormalWeb"/>
         <w:shd w:val="clear" w:color="auto" w:fill="FFFFFF"/>
         <w:spacing w:before="0" w:beforeAutospacing="0" w:after="0" w:afterAutospacing="0" w:line="300" w:lineRule="exact"/>
@@ -651,7 +472,7 @@
         <mc:AlternateContent>
           <mc:Choice Requires="wps">
             <w:drawing>
-              <wp:anchor distT="45720" distB="45720" distL="114300" distR="114300" simplePos="0" relativeHeight="251666432" behindDoc="0" locked="0" layoutInCell="1" allowOverlap="1" wp14:anchorId="03E4E414" wp14:editId="08EFBD07">
+              <wp:anchor distT="45720" distB="45720" distL="114300" distR="114300" simplePos="0" relativeHeight="251666432" behindDoc="0" locked="0" layoutInCell="1" allowOverlap="1" wp14:anchorId="03E4E414" wp14:editId="3D235823">
                 <wp:simplePos x="0" y="0"/>
                 <wp:positionH relativeFrom="margin">
                   <wp:align>left</wp:align>
@@ -700,10 +521,10 @@
                                 <w:noProof/>
                               </w:rPr>
                               <w:drawing>
-                                <wp:inline distT="0" distB="0" distL="0" distR="0" wp14:anchorId="2CD6FD8B" wp14:editId="4EC9984F">
-                                  <wp:extent cx="6203315" cy="3357245"/>
-                                  <wp:effectExtent l="0" t="0" r="6985" b="0"/>
-                                  <wp:docPr id="273336889" name="Picture 1"/>
+                                <wp:inline distT="0" distB="0" distL="0" distR="0" wp14:anchorId="240D26FD" wp14:editId="35FE9A73">
+                                  <wp:extent cx="6294755" cy="3312795"/>
+                                  <wp:effectExtent l="0" t="0" r="0" b="1905"/>
+                                  <wp:docPr id="1474885932" name="Picture 1" descr="A diagram of a computer network&#10;&#10;AI-generated content may be incorrect."/>
                                   <wp:cNvGraphicFramePr>
                                     <a:graphicFrameLocks xmlns:a="http://schemas.openxmlformats.org/drawingml/2006/main" noChangeAspect="1"/>
                                   </wp:cNvGraphicFramePr>
@@ -711,7 +532,7 @@
                                     <a:graphicData uri="http://schemas.openxmlformats.org/drawingml/2006/picture">
                                       <pic:pic xmlns:pic="http://schemas.openxmlformats.org/drawingml/2006/picture">
                                         <pic:nvPicPr>
-                                          <pic:cNvPr id="273336889" name=""/>
+                                          <pic:cNvPr id="1474885932" name="Picture 1" descr="A diagram of a computer network&#10;&#10;AI-generated content may be incorrect."/>
                                           <pic:cNvPicPr/>
                                         </pic:nvPicPr>
                                         <pic:blipFill>
@@ -723,7 +544,7 @@
                                         <pic:spPr>
                                           <a:xfrm>
                                             <a:off x="0" y="0"/>
-                                            <a:ext cx="6203315" cy="3357245"/>
+                                            <a:ext cx="6294755" cy="3312795"/>
                                           </a:xfrm>
                                           <a:prstGeom prst="rect">
                                             <a:avLst/>
@@ -755,7 +576,11 @@
           </mc:Choice>
           <mc:Fallback>
             <w:pict>
-              <v:shape w14:anchorId="03E4E414" id="_x0000_s1027" type="#_x0000_t202" style="position:absolute;left:0;text-align:left;margin-left:0;margin-top:30pt;width:510.75pt;height:272.25pt;z-index:251666432;visibility:visible;mso-wrap-style:square;mso-width-percent:0;mso-height-percent:0;mso-wrap-distance-left:9pt;mso-wrap-distance-top:3.6pt;mso-wrap-distance-right:9pt;mso-wrap-distance-bottom:3.6pt;mso-position-horizontal:left;mso-position-horizontal-relative:margin;mso-position-vertical:absolute;mso-position-vertical-relative:text;mso-width-percent:0;mso-height-percent:0;mso-width-relative:margin;mso-height-relative:margin;v-text-anchor:top" o:gfxdata="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">
+              <v:shapetype w14:anchorId="03E4E414" id="_x0000_t202" coordsize="21600,21600" o:spt="202" path="m,l,21600r21600,l21600,xe">
+                <v:stroke joinstyle="miter"/>
+                <v:path gradientshapeok="t" o:connecttype="rect"/>
+              </v:shapetype>
+              <v:shape id="_x0000_s1027" type="#_x0000_t202" style="position:absolute;left:0;text-align:left;margin-left:0;margin-top:30pt;width:510.75pt;height:272.25pt;z-index:251666432;visibility:visible;mso-wrap-style:square;mso-width-percent:0;mso-height-percent:0;mso-wrap-distance-left:9pt;mso-wrap-distance-top:3.6pt;mso-wrap-distance-right:9pt;mso-wrap-distance-bottom:3.6pt;mso-position-horizontal:left;mso-position-horizontal-relative:margin;mso-position-vertical:absolute;mso-position-vertical-relative:text;mso-width-percent:0;mso-height-percent:0;mso-width-relative:margin;mso-height-relative:margin;v-text-anchor:top" o:gfxdata="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">
                 <v:textbox>
                   <w:txbxContent>
                     <w:p>
@@ -764,10 +589,10 @@
                           <w:noProof/>
                         </w:rPr>
                         <w:drawing>
-                          <wp:inline distT="0" distB="0" distL="0" distR="0" wp14:anchorId="2CD6FD8B" wp14:editId="4EC9984F">
-                            <wp:extent cx="6203315" cy="3357245"/>
-                            <wp:effectExtent l="0" t="0" r="6985" b="0"/>
-                            <wp:docPr id="273336889" name="Picture 1"/>
+                          <wp:inline distT="0" distB="0" distL="0" distR="0" wp14:anchorId="240D26FD" wp14:editId="35FE9A73">
+                            <wp:extent cx="6294755" cy="3312795"/>
+                            <wp:effectExtent l="0" t="0" r="0" b="1905"/>
+                            <wp:docPr id="1474885932" name="Picture 1" descr="A diagram of a computer network&#10;&#10;AI-generated content may be incorrect."/>
                             <wp:cNvGraphicFramePr>
                               <a:graphicFrameLocks xmlns:a="http://schemas.openxmlformats.org/drawingml/2006/main" noChangeAspect="1"/>
                             </wp:cNvGraphicFramePr>
@@ -775,11 +600,11 @@
                               <a:graphicData uri="http://schemas.openxmlformats.org/drawingml/2006/picture">
                                 <pic:pic xmlns:pic="http://schemas.openxmlformats.org/drawingml/2006/picture">
                                   <pic:nvPicPr>
-                                    <pic:cNvPr id="273336889" name=""/>
+                                    <pic:cNvPr id="1474885932" name="Picture 1" descr="A diagram of a computer network&#10;&#10;AI-generated content may be incorrect."/>
                                     <pic:cNvPicPr/>
                                   </pic:nvPicPr>
                                   <pic:blipFill>
-                                    <a:blip r:embed="rId8"/>
+                                    <a:blip r:embed="rId7"/>
                                     <a:stretch>
                                       <a:fillRect/>
                                     </a:stretch>
@@ -787,7 +612,7 @@
                                   <pic:spPr>
                                     <a:xfrm>
                                       <a:off x="0" y="0"/>
-                                      <a:ext cx="6203315" cy="3357245"/>
+                                      <a:ext cx="6294755" cy="3312795"/>
                                     </a:xfrm>
                                     <a:prstGeom prst="rect">
                                       <a:avLst/>
@@ -843,92 +668,7 @@
     </w:p>
     <w:p>
       <w:pPr>
-        <w:pStyle w:val="Heading4"/>
-        <w:shd w:val="clear" w:color="auto" w:fill="FFFFFF"/>
-        <w:spacing w:before="0" w:line="300" w:lineRule="exact"/>
-        <w:jc w:val="both"/>
-        <w:rPr>
-          <w:rFonts w:ascii="Arial" w:hAnsi="Arial" w:cs="Arial"/>
-          <w:i w:val="0"/>
-          <w:iCs w:val="0"/>
-          <w:color w:val="000000"/>
-        </w:rPr>
-      </w:pPr>
-      <w:r>
-        <w:rPr>
-          <w:rFonts w:ascii="Arial" w:hAnsi="Arial" w:cs="Arial"/>
-          <w:i w:val="0"/>
-          <w:iCs w:val="0"/>
-          <w:color w:val="000000"/>
-        </w:rPr>
-        <w:t xml:space="preserve">Descarga </w:t>
-      </w:r>
-      <w:r>
-        <w:rPr>
-          <w:rFonts w:ascii="Arial" w:hAnsi="Arial" w:cs="Arial"/>
-          <w:i w:val="0"/>
-          <w:iCs w:val="0"/>
-          <w:color w:val="000000"/>
-        </w:rPr>
-        <w:t>el archivo</w:t>
-      </w:r>
-      <w:r>
-        <w:rPr>
-          <w:rFonts w:ascii="Arial" w:hAnsi="Arial" w:cs="Arial"/>
-          <w:i w:val="0"/>
-          <w:iCs w:val="0"/>
-          <w:color w:val="000000"/>
-        </w:rPr>
-        <w:t xml:space="preserve">: </w:t>
-      </w:r>
-      <w:r>
-        <w:rPr>
-          <w:rFonts w:ascii="Arial" w:hAnsi="Arial" w:cs="Arial"/>
-          <w:b/>
-          <w:bCs/>
-          <w:i w:val="0"/>
-          <w:iCs w:val="0"/>
-          <w:color w:val="auto"/>
-        </w:rPr>
-        <w:t>A</w:t>
-      </w:r>
-      <w:r>
-        <w:rPr>
-          <w:rFonts w:ascii="Arial" w:hAnsi="Arial" w:cs="Arial"/>
-          <w:b/>
-          <w:bCs/>
-          <w:i w:val="0"/>
-          <w:iCs w:val="0"/>
-          <w:color w:val="auto"/>
-        </w:rPr>
-        <w:t>ct4</w:t>
-      </w:r>
-      <w:r>
-        <w:rPr>
-          <w:rFonts w:ascii="Arial" w:hAnsi="Arial" w:cs="Arial"/>
-          <w:b/>
-          <w:bCs/>
-          <w:i w:val="0"/>
-          <w:iCs w:val="0"/>
-          <w:color w:val="auto"/>
-        </w:rPr>
-        <w:t>.pkt</w:t>
-      </w:r>
-      <w:r>
-        <w:rPr>
-          <w:rFonts w:ascii="Arial" w:hAnsi="Arial" w:cs="Arial"/>
-          <w:i w:val="0"/>
-          <w:iCs w:val="0"/>
-          <w:color w:val="auto"/>
-        </w:rPr>
-        <w:t>. </w:t>
-      </w:r>
-    </w:p>
-    <w:p/>
-    <w:p/>
-    <w:p>
-      <w:pPr>
-        <w:spacing w:after="120" w:line="360" w:lineRule="auto"/>
+        <w:spacing w:line="300" w:lineRule="exact"/>
         <w:jc w:val="both"/>
         <w:rPr>
           <w:rFonts w:ascii="Arial" w:hAnsi="Arial" w:cs="Arial"/>
@@ -938,11 +678,7 @@
           <w:szCs w:val="24"/>
         </w:rPr>
       </w:pPr>
-    </w:p>
-    <w:p>
-      <w:pPr>
-        <w:spacing w:line="300" w:lineRule="exact"/>
-        <w:jc w:val="both"/>
+      <w:r>
         <w:rPr>
           <w:rFonts w:ascii="Arial" w:hAnsi="Arial" w:cs="Arial"/>
           <w:b/>
@@ -950,11 +686,120 @@
           <w:sz w:val="24"/>
           <w:szCs w:val="24"/>
         </w:rPr>
-      </w:pPr>
+        <w:t>Parte 1. Configura los equipos terminales</w:t>
+      </w:r>
     </w:p>
     <w:p>
       <w:pPr>
         <w:spacing w:line="300" w:lineRule="exact"/>
+        <w:jc w:val="both"/>
+      </w:pPr>
+    </w:p>
+    <w:p>
+      <w:pPr>
+        <w:keepNext/>
+        <w:spacing w:line="300" w:lineRule="exact"/>
+        <w:rPr>
+          <w:rFonts w:ascii="Arial" w:hAnsi="Arial" w:cs="Arial"/>
+          <w:lang w:val="es-MX"/>
+        </w:rPr>
+      </w:pPr>
+      <w:r>
+        <w:rPr>
+          <w:rFonts w:ascii="Arial" w:hAnsi="Arial" w:cs="Arial"/>
+          <w:lang w:val="es-MX"/>
+        </w:rPr>
+        <w:t xml:space="preserve">Configurar </w:t>
+      </w:r>
+      <w:r>
+        <w:rPr>
+          <w:rFonts w:ascii="Arial" w:hAnsi="Arial" w:cs="Arial"/>
+          <w:lang w:val="es-MX"/>
+        </w:rPr>
+        <w:t xml:space="preserve">la Laptop0, Laptop1 y Mail </w:t>
+      </w:r>
+      <w:r>
+        <w:rPr>
+          <w:rFonts w:ascii="Arial" w:hAnsi="Arial" w:cs="Arial"/>
+          <w:lang w:val="es-MX"/>
+        </w:rPr>
+        <w:t xml:space="preserve">con sus respectivas direcciones IP, </w:t>
+      </w:r>
+      <w:r>
+        <w:rPr>
+          <w:rFonts w:ascii="Arial" w:hAnsi="Arial" w:cs="Arial"/>
+          <w:lang w:val="es-MX"/>
+        </w:rPr>
+        <w:t>m</w:t>
+      </w:r>
+      <w:r>
+        <w:rPr>
+          <w:rFonts w:ascii="Arial" w:hAnsi="Arial" w:cs="Arial"/>
+          <w:lang w:val="es-MX"/>
+        </w:rPr>
+        <w:t>áscaras</w:t>
+      </w:r>
+      <w:r>
+        <w:rPr>
+          <w:rFonts w:ascii="Arial" w:hAnsi="Arial" w:cs="Arial"/>
+          <w:lang w:val="es-MX"/>
+        </w:rPr>
+        <w:t xml:space="preserve"> de subred,</w:t>
+      </w:r>
+      <w:r>
+        <w:rPr>
+          <w:rFonts w:ascii="Arial" w:hAnsi="Arial" w:cs="Arial"/>
+          <w:lang w:val="es-MX"/>
+        </w:rPr>
+        <w:t xml:space="preserve"> </w:t>
+      </w:r>
+      <w:r>
+        <w:rPr>
+          <w:rFonts w:ascii="Arial" w:hAnsi="Arial" w:cs="Arial"/>
+          <w:lang w:val="es-MX"/>
+        </w:rPr>
+        <w:t>p</w:t>
+      </w:r>
+      <w:r>
+        <w:rPr>
+          <w:rFonts w:ascii="Arial" w:hAnsi="Arial" w:cs="Arial"/>
+          <w:lang w:val="es-MX"/>
+        </w:rPr>
+        <w:t>uerta</w:t>
+      </w:r>
+      <w:r>
+        <w:rPr>
+          <w:rFonts w:ascii="Arial" w:hAnsi="Arial" w:cs="Arial"/>
+          <w:lang w:val="es-MX"/>
+        </w:rPr>
+        <w:t>s</w:t>
+      </w:r>
+      <w:r>
+        <w:rPr>
+          <w:rFonts w:ascii="Arial" w:hAnsi="Arial" w:cs="Arial"/>
+          <w:lang w:val="es-MX"/>
+        </w:rPr>
+        <w:t xml:space="preserve"> de enlace</w:t>
+      </w:r>
+      <w:r>
+        <w:rPr>
+          <w:rFonts w:ascii="Arial" w:hAnsi="Arial" w:cs="Arial"/>
+          <w:lang w:val="es-MX"/>
+        </w:rPr>
+        <w:t xml:space="preserve"> predeterminadas o Gateway y DNS.</w:t>
+      </w:r>
+    </w:p>
+    <w:p>
+      <w:pPr>
+        <w:rPr>
+          <w:lang w:val="es-MX"/>
+        </w:rPr>
+      </w:pPr>
+    </w:p>
+    <w:p/>
+    <w:p>
+      <w:pPr>
+        <w:spacing w:after="120" w:line="360" w:lineRule="auto"/>
         <w:jc w:val="both"/>
         <w:rPr>
           <w:rFonts w:ascii="Arial" w:hAnsi="Arial" w:cs="Arial"/>
@@ -1042,7 +887,11 @@
           <w:szCs w:val="24"/>
         </w:rPr>
       </w:pPr>
-      <w:r>
+    </w:p>
+    <w:p>
+      <w:pPr>
+        <w:spacing w:line="300" w:lineRule="exact"/>
+        <w:jc w:val="both"/>
         <w:rPr>
           <w:rFonts w:ascii="Arial" w:hAnsi="Arial" w:cs="Arial"/>
           <w:b/>
@@ -1050,17 +899,75 @@
           <w:sz w:val="24"/>
           <w:szCs w:val="24"/>
         </w:rPr>
-        <w:t>Parte 1. Completa la tabla de direccionamiento</w:t>
-      </w:r>
+      </w:pPr>
     </w:p>
     <w:p>
       <w:pPr>
         <w:spacing w:line="300" w:lineRule="exact"/>
         <w:jc w:val="both"/>
+        <w:rPr>
+          <w:rFonts w:ascii="Arial" w:hAnsi="Arial" w:cs="Arial"/>
+          <w:b/>
+          <w:bCs/>
+          <w:sz w:val="24"/>
+          <w:szCs w:val="24"/>
+        </w:rPr>
       </w:pPr>
     </w:p>
     <w:p>
       <w:pPr>
+        <w:spacing w:line="300" w:lineRule="exact"/>
+        <w:jc w:val="both"/>
+        <w:rPr>
+          <w:rFonts w:ascii="Arial" w:hAnsi="Arial" w:cs="Arial"/>
+          <w:b/>
+          <w:bCs/>
+          <w:sz w:val="24"/>
+          <w:szCs w:val="24"/>
+        </w:rPr>
+      </w:pPr>
+    </w:p>
+    <w:p>
+      <w:pPr>
+        <w:spacing w:line="300" w:lineRule="exact"/>
+        <w:jc w:val="both"/>
+        <w:rPr>
+          <w:rFonts w:ascii="Arial" w:hAnsi="Arial" w:cs="Arial"/>
+          <w:b/>
+          <w:bCs/>
+          <w:sz w:val="24"/>
+          <w:szCs w:val="24"/>
+        </w:rPr>
+      </w:pPr>
+      <w:r>
+        <w:rPr>
+          <w:rFonts w:ascii="Arial" w:hAnsi="Arial" w:cs="Arial"/>
+          <w:b/>
+          <w:bCs/>
+          <w:sz w:val="24"/>
+          <w:szCs w:val="24"/>
+        </w:rPr>
+        <w:t>T</w:t>
+      </w:r>
+      <w:r>
+        <w:rPr>
+          <w:rFonts w:ascii="Arial" w:hAnsi="Arial" w:cs="Arial"/>
+          <w:b/>
+          <w:bCs/>
+          <w:sz w:val="24"/>
+          <w:szCs w:val="24"/>
+        </w:rPr>
+        <w:t>abla de direccionamiento</w:t>
+      </w:r>
+    </w:p>
+    <w:p>
+      <w:pPr>
+        <w:spacing w:line="300" w:lineRule="exact"/>
+        <w:jc w:val="both"/>
+      </w:pPr>
+    </w:p>
+    <w:p>
+      <w:pPr>
         <w:keepNext/>
         <w:spacing w:line="300" w:lineRule="exact"/>
         <w:rPr>
@@ -1073,264 +980,6 @@
           <w:lang w:val="es-MX"/>
         </w:rPr>
         <w:t xml:space="preserve">Realizar el diseño de red y asignar direcciones IP a las interfaces de los equipos. </w:t>
-      </w:r>
-      <w:r>
-        <w:rPr>
-          <w:rFonts w:ascii="Arial" w:hAnsi="Arial" w:cs="Arial"/>
-        </w:rPr>
-        <w:t xml:space="preserve">Por motivos de estandarización se ha decidido que: </w:t>
-      </w:r>
-    </w:p>
-    <w:p>
-      <w:pPr>
-        <w:pStyle w:val="NormalWeb"/>
-        <w:numPr>
-          <w:ilvl w:val="0"/>
-          <w:numId w:val="18"/>
-        </w:numPr>
-        <w:shd w:val="clear" w:color="auto" w:fill="FFFFFF"/>
-        <w:spacing w:before="0" w:beforeAutospacing="0" w:after="0" w:afterAutospacing="0" w:line="300" w:lineRule="exact"/>
-        <w:ind w:left="360"/>
-        <w:rPr>
-          <w:rFonts w:ascii="Arial" w:hAnsi="Arial" w:cs="Arial"/>
-          <w:sz w:val="20"/>
-          <w:szCs w:val="20"/>
-          <w:lang w:val="es-ES" w:eastAsia="es-ES"/>
-        </w:rPr>
-      </w:pPr>
-      <w:r>
-        <w:rPr>
-          <w:rFonts w:ascii="Arial" w:hAnsi="Arial" w:cs="Arial"/>
-          <w:sz w:val="20"/>
-          <w:szCs w:val="20"/>
-          <w:lang w:val="es-ES" w:eastAsia="es-ES"/>
-        </w:rPr>
-        <w:t xml:space="preserve">A las </w:t>
-      </w:r>
-      <w:r>
-        <w:rPr>
-          <w:rFonts w:ascii="Arial" w:hAnsi="Arial" w:cs="Arial"/>
-          <w:b/>
-          <w:bCs/>
-          <w:sz w:val="20"/>
-          <w:szCs w:val="20"/>
-          <w:lang w:val="es-ES" w:eastAsia="es-ES"/>
-        </w:rPr>
-        <w:t xml:space="preserve">Interfaces Giga Ethernet </w:t>
-      </w:r>
-      <w:r>
-        <w:rPr>
-          <w:rFonts w:ascii="Arial" w:hAnsi="Arial" w:cs="Arial"/>
-          <w:sz w:val="20"/>
-          <w:szCs w:val="20"/>
-          <w:lang w:val="es-ES" w:eastAsia="es-ES"/>
-        </w:rPr>
-        <w:t xml:space="preserve">se les asignará la </w:t>
-      </w:r>
-      <w:r>
-        <w:rPr>
-          <w:rFonts w:ascii="Arial" w:hAnsi="Arial" w:cs="Arial"/>
-          <w:b/>
-          <w:bCs/>
-          <w:sz w:val="20"/>
-          <w:szCs w:val="20"/>
-          <w:lang w:val="es-ES" w:eastAsia="es-ES"/>
-        </w:rPr>
-        <w:t>última</w:t>
-      </w:r>
-      <w:r>
-        <w:rPr>
-          <w:rFonts w:ascii="Arial" w:hAnsi="Arial" w:cs="Arial"/>
-          <w:b/>
-          <w:bCs/>
-          <w:sz w:val="20"/>
-          <w:szCs w:val="20"/>
-          <w:lang w:val="es-ES" w:eastAsia="es-ES"/>
-        </w:rPr>
-        <w:t xml:space="preserve"> dirección IP </w:t>
-      </w:r>
-      <w:r>
-        <w:rPr>
-          <w:rFonts w:ascii="Arial" w:hAnsi="Arial" w:cs="Arial"/>
-          <w:sz w:val="20"/>
-          <w:szCs w:val="20"/>
-          <w:lang w:val="es-ES" w:eastAsia="es-ES"/>
-        </w:rPr>
-        <w:t>válida de la subred.</w:t>
-      </w:r>
-    </w:p>
-    <w:p>
-      <w:pPr>
-        <w:pStyle w:val="NormalWeb"/>
-        <w:numPr>
-          <w:ilvl w:val="0"/>
-          <w:numId w:val="18"/>
-        </w:numPr>
-        <w:shd w:val="clear" w:color="auto" w:fill="FFFFFF"/>
-        <w:spacing w:before="0" w:beforeAutospacing="0" w:after="0" w:afterAutospacing="0" w:line="300" w:lineRule="exact"/>
-        <w:ind w:left="360"/>
-        <w:rPr>
-          <w:rFonts w:ascii="Arial" w:hAnsi="Arial" w:cs="Arial"/>
-          <w:sz w:val="20"/>
-          <w:szCs w:val="20"/>
-          <w:lang w:val="es-ES" w:eastAsia="es-ES"/>
-        </w:rPr>
-      </w:pPr>
-      <w:r>
-        <w:rPr>
-          <w:rFonts w:ascii="Arial" w:hAnsi="Arial" w:cs="Arial"/>
-          <w:sz w:val="20"/>
-          <w:szCs w:val="20"/>
-          <w:lang w:val="es-ES" w:eastAsia="es-ES"/>
-        </w:rPr>
-        <w:t xml:space="preserve">A las </w:t>
-      </w:r>
-      <w:r>
-        <w:rPr>
-          <w:rFonts w:ascii="Arial" w:hAnsi="Arial" w:cs="Arial"/>
-          <w:b/>
-          <w:bCs/>
-          <w:sz w:val="20"/>
-          <w:szCs w:val="20"/>
-          <w:lang w:val="es-ES" w:eastAsia="es-ES"/>
-        </w:rPr>
-        <w:t>Interfaces seriales DCE </w:t>
-      </w:r>
-      <w:r>
-        <w:rPr>
-          <w:rFonts w:ascii="Arial" w:hAnsi="Arial" w:cs="Arial"/>
-          <w:sz w:val="20"/>
-          <w:szCs w:val="20"/>
-          <w:lang w:val="es-ES" w:eastAsia="es-ES"/>
-        </w:rPr>
-        <w:t>se les asignará la</w:t>
-      </w:r>
-      <w:r>
-        <w:rPr>
-          <w:rFonts w:ascii="Arial" w:hAnsi="Arial" w:cs="Arial"/>
-          <w:b/>
-          <w:bCs/>
-          <w:sz w:val="20"/>
-          <w:szCs w:val="20"/>
-          <w:lang w:val="es-ES" w:eastAsia="es-ES"/>
-        </w:rPr>
-        <w:t xml:space="preserve"> </w:t>
-      </w:r>
-      <w:r>
-        <w:rPr>
-          <w:rFonts w:ascii="Arial" w:hAnsi="Arial" w:cs="Arial"/>
-          <w:b/>
-          <w:bCs/>
-          <w:sz w:val="20"/>
-          <w:szCs w:val="20"/>
-          <w:lang w:val="es-ES" w:eastAsia="es-ES"/>
-        </w:rPr>
-        <w:t>primera</w:t>
-      </w:r>
-      <w:r>
-        <w:rPr>
-          <w:rFonts w:ascii="Arial" w:hAnsi="Arial" w:cs="Arial"/>
-          <w:b/>
-          <w:bCs/>
-          <w:sz w:val="20"/>
-          <w:szCs w:val="20"/>
-          <w:lang w:val="es-ES" w:eastAsia="es-ES"/>
-        </w:rPr>
-        <w:t xml:space="preserve"> dirección IP </w:t>
-      </w:r>
-      <w:r>
-        <w:rPr>
-          <w:rFonts w:ascii="Arial" w:hAnsi="Arial" w:cs="Arial"/>
-          <w:color w:val="000000" w:themeColor="text1"/>
-          <w:sz w:val="20"/>
-          <w:szCs w:val="20"/>
-          <w:lang w:val="es-ES" w:eastAsia="es-ES"/>
-        </w:rPr>
-        <w:t xml:space="preserve">válida </w:t>
-      </w:r>
-      <w:r>
-        <w:rPr>
-          <w:rFonts w:ascii="Arial" w:hAnsi="Arial" w:cs="Arial"/>
-          <w:sz w:val="20"/>
-          <w:szCs w:val="20"/>
-          <w:lang w:val="es-ES" w:eastAsia="es-ES"/>
-        </w:rPr>
-        <w:t>de la subred.</w:t>
-      </w:r>
-    </w:p>
-    <w:p>
-      <w:pPr>
-        <w:pStyle w:val="NormalWeb"/>
-        <w:numPr>
-          <w:ilvl w:val="0"/>
-          <w:numId w:val="18"/>
-        </w:numPr>
-        <w:shd w:val="clear" w:color="auto" w:fill="FFFFFF"/>
-        <w:spacing w:before="0" w:beforeAutospacing="0" w:after="0" w:afterAutospacing="0" w:line="300" w:lineRule="exact"/>
-        <w:ind w:left="360"/>
-        <w:rPr>
-          <w:rFonts w:ascii="Arial" w:hAnsi="Arial" w:cs="Arial"/>
-          <w:sz w:val="20"/>
-          <w:szCs w:val="20"/>
-        </w:rPr>
-      </w:pPr>
-      <w:r>
-        <w:rPr>
-          <w:rFonts w:ascii="Arial" w:hAnsi="Arial" w:cs="Arial"/>
-          <w:sz w:val="20"/>
-          <w:szCs w:val="20"/>
-          <w:lang w:val="es-ES" w:eastAsia="es-ES"/>
-        </w:rPr>
-        <w:t xml:space="preserve">A las </w:t>
-      </w:r>
-      <w:r>
-        <w:rPr>
-          <w:rFonts w:ascii="Arial" w:hAnsi="Arial" w:cs="Arial"/>
-          <w:b/>
-          <w:bCs/>
-          <w:sz w:val="20"/>
-          <w:szCs w:val="20"/>
-          <w:lang w:val="es-ES" w:eastAsia="es-ES"/>
-        </w:rPr>
-        <w:t>PCs</w:t>
-      </w:r>
-      <w:r>
-        <w:rPr>
-          <w:rFonts w:ascii="Arial" w:hAnsi="Arial" w:cs="Arial"/>
-          <w:sz w:val="20"/>
-          <w:szCs w:val="20"/>
-          <w:lang w:val="es-ES" w:eastAsia="es-ES"/>
-        </w:rPr>
-        <w:t xml:space="preserve"> se les asignará </w:t>
-      </w:r>
-      <w:r>
-        <w:rPr>
-          <w:rFonts w:ascii="Arial" w:hAnsi="Arial" w:cs="Arial"/>
-          <w:sz w:val="20"/>
-          <w:szCs w:val="20"/>
-          <w:lang w:val="es-ES" w:eastAsia="es-ES"/>
-        </w:rPr>
-        <w:t xml:space="preserve">la </w:t>
-      </w:r>
-      <w:r>
-        <w:rPr>
-          <w:rFonts w:ascii="Arial" w:hAnsi="Arial" w:cs="Arial"/>
-          <w:b/>
-          <w:bCs/>
-          <w:sz w:val="20"/>
-          <w:szCs w:val="20"/>
-          <w:lang w:val="es-ES" w:eastAsia="es-ES"/>
-        </w:rPr>
-        <w:t>primera dirección IP</w:t>
-      </w:r>
-      <w:r>
-        <w:rPr>
-          <w:rFonts w:ascii="Arial" w:hAnsi="Arial" w:cs="Arial"/>
-          <w:sz w:val="20"/>
-          <w:szCs w:val="20"/>
-          <w:lang w:val="es-ES" w:eastAsia="es-ES"/>
-        </w:rPr>
-        <w:t xml:space="preserve"> valida de la subred y serán asignadas manualmente. </w:t>
       </w:r>
     </w:p>
     <w:p>
@@ -1566,438 +1215,6 @@
           <w:p>
             <w:pPr>
               <w:pStyle w:val="TableParagraph"/>
-              <w:spacing w:before="67"/>
-              <w:jc w:val="center"/>
-              <w:rPr>
-                <w:rFonts w:ascii="Arial" w:eastAsia="Arial" w:hAnsi="Arial" w:cs="Arial"/>
-                <w:b/>
-                <w:bCs/>
-                <w:sz w:val="20"/>
-                <w:szCs w:val="20"/>
-              </w:rPr>
-            </w:pPr>
-            <w:r>
-              <w:rPr>
-                <w:rFonts w:ascii="Arial"/>
-                <w:b/>
-                <w:bCs/>
-                <w:sz w:val="20"/>
-              </w:rPr>
-              <w:t>MyISP</w:t>
-            </w:r>
-          </w:p>
-        </w:tc>
-        <w:tc>
-          <w:tcPr>
-            <w:tcW w:w="1627" w:type="dxa"/>
-          </w:tcPr>
-          <w:p>
-            <w:pPr>
-              <w:pStyle w:val="TableParagraph"/>
-              <w:spacing w:before="67"/>
-              <w:jc w:val="center"/>
-              <w:rPr>
-                <w:rFonts w:ascii="Arial" w:eastAsia="Arial" w:hAnsi="Arial" w:cs="Arial"/>
-                <w:b/>
-                <w:bCs/>
-                <w:sz w:val="20"/>
-                <w:szCs w:val="20"/>
-              </w:rPr>
-            </w:pPr>
-            <w:r>
-              <w:rPr>
-                <w:rFonts w:ascii="Arial"/>
-                <w:b/>
-                <w:bCs/>
-                <w:spacing w:val="-1"/>
-                <w:sz w:val="20"/>
-              </w:rPr>
-              <w:t>G</w:t>
-            </w:r>
-            <w:r>
-              <w:rPr>
-                <w:rFonts w:ascii="Arial"/>
-                <w:b/>
-                <w:bCs/>
-                <w:spacing w:val="-1"/>
-                <w:sz w:val="20"/>
-              </w:rPr>
-              <w:t>0/0</w:t>
-            </w:r>
-          </w:p>
-        </w:tc>
-        <w:tc>
-          <w:tcPr>
-            <w:tcW w:w="3251" w:type="dxa"/>
-            <w:shd w:val="clear" w:color="auto" w:fill="F2F2F2" w:themeFill="background1" w:themeFillShade="F2"/>
-          </w:tcPr>
-          <w:p>
-            <w:pPr>
-              <w:pStyle w:val="TableParagraph"/>
-              <w:spacing w:before="67"/>
-              <w:jc w:val="center"/>
-              <w:rPr>
-                <w:rFonts w:ascii="Arial" w:eastAsia="Arial" w:hAnsi="Arial" w:cs="Arial"/>
-                <w:color w:val="0D0D0D" w:themeColor="text1" w:themeTint="F2"/>
-                <w:sz w:val="20"/>
-                <w:szCs w:val="20"/>
-              </w:rPr>
-            </w:pPr>
-            <w:r>
-              <w:rPr>
-                <w:rFonts w:ascii="Arial" w:eastAsia="Arial" w:hAnsi="Arial" w:cs="Arial"/>
-                <w:color w:val="0D0D0D" w:themeColor="text1" w:themeTint="F2"/>
-                <w:sz w:val="20"/>
-                <w:szCs w:val="20"/>
-              </w:rPr>
-              <w:t>192.178.56.1</w:t>
-            </w:r>
-          </w:p>
-        </w:tc>
-        <w:tc>
-          <w:tcPr>
-            <w:tcW w:w="2228" w:type="dxa"/>
-            <w:shd w:val="clear" w:color="auto" w:fill="F2F2F2" w:themeFill="background1" w:themeFillShade="F2"/>
-          </w:tcPr>
-          <w:p>
-            <w:pPr>
-              <w:pStyle w:val="TableParagraph"/>
-              <w:spacing w:before="67"/>
-              <w:jc w:val="center"/>
-              <w:rPr>
-                <w:rFonts w:ascii="Arial" w:eastAsia="Arial" w:hAnsi="Arial" w:cs="Arial"/>
-                <w:color w:val="0D0D0D" w:themeColor="text1" w:themeTint="F2"/>
-                <w:sz w:val="20"/>
-                <w:szCs w:val="20"/>
-              </w:rPr>
-            </w:pPr>
-            <w:r>
-              <w:rPr>
-                <w:rFonts w:ascii="Arial" w:eastAsia="Arial" w:hAnsi="Arial" w:cs="Arial"/>
-                <w:color w:val="0D0D0D" w:themeColor="text1" w:themeTint="F2"/>
-                <w:sz w:val="20"/>
-                <w:szCs w:val="20"/>
-              </w:rPr>
-              <w:t>255.255.255.</w:t>
-            </w:r>
-            <w:r>
-              <w:rPr>
-                <w:rFonts w:ascii="Arial" w:eastAsia="Arial" w:hAnsi="Arial" w:cs="Arial"/>
-                <w:color w:val="0D0D0D" w:themeColor="text1" w:themeTint="F2"/>
-                <w:sz w:val="20"/>
-                <w:szCs w:val="20"/>
-              </w:rPr>
-              <w:t>0</w:t>
-            </w:r>
-          </w:p>
-        </w:tc>
-        <w:tc>
-          <w:tcPr>
-            <w:tcW w:w="1783" w:type="dxa"/>
-            <w:shd w:val="clear" w:color="auto" w:fill="F2F2F2" w:themeFill="background1" w:themeFillShade="F2"/>
-          </w:tcPr>
-          <w:p>
-            <w:pPr>
-              <w:pStyle w:val="TableParagraph"/>
-              <w:spacing w:before="67"/>
-              <w:jc w:val="center"/>
-              <w:rPr>
-                <w:rFonts w:ascii="Arial" w:eastAsia="Arial" w:hAnsi="Arial" w:cs="Arial"/>
-                <w:color w:val="0D0D0D" w:themeColor="text1" w:themeTint="F2"/>
-                <w:sz w:val="20"/>
-                <w:szCs w:val="20"/>
-              </w:rPr>
-            </w:pPr>
-            <w:r>
-              <w:rPr>
-                <w:rFonts w:ascii="Arial" w:eastAsia="Arial" w:hAnsi="Arial" w:cs="Arial"/>
-                <w:color w:val="0D0D0D" w:themeColor="text1" w:themeTint="F2"/>
-                <w:sz w:val="20"/>
-                <w:szCs w:val="20"/>
-              </w:rPr>
-              <w:t>N/A</w:t>
-            </w:r>
-          </w:p>
-        </w:tc>
-      </w:tr>
-      <w:tr>
-        <w:trPr>
-          <w:trHeight w:hRule="exact" w:val="384"/>
-          <w:tblCellSpacing w:w="20" w:type="dxa"/>
-        </w:trPr>
-        <w:tc>
-          <w:tcPr>
-            <w:tcW w:w="1358" w:type="dxa"/>
-          </w:tcPr>
-          <w:p>
-            <w:pPr>
-              <w:jc w:val="center"/>
-              <w:rPr>
-                <w:b/>
-                <w:bCs/>
-              </w:rPr>
-            </w:pPr>
-          </w:p>
-        </w:tc>
-        <w:tc>
-          <w:tcPr>
-            <w:tcW w:w="1627" w:type="dxa"/>
-          </w:tcPr>
-          <w:p>
-            <w:pPr>
-              <w:pStyle w:val="TableParagraph"/>
-              <w:spacing w:before="70"/>
-              <w:jc w:val="center"/>
-              <w:rPr>
-                <w:rFonts w:ascii="Arial" w:eastAsia="Arial" w:hAnsi="Arial" w:cs="Arial"/>
-                <w:b/>
-                <w:bCs/>
-                <w:sz w:val="20"/>
-                <w:szCs w:val="20"/>
-              </w:rPr>
-            </w:pPr>
-            <w:r>
-              <w:rPr>
-                <w:rFonts w:ascii="Arial"/>
-                <w:b/>
-                <w:bCs/>
-                <w:spacing w:val="-1"/>
-                <w:sz w:val="20"/>
-              </w:rPr>
-              <w:t>S0/0/0</w:t>
-            </w:r>
-          </w:p>
-        </w:tc>
-        <w:tc>
-          <w:tcPr>
-            <w:tcW w:w="3251" w:type="dxa"/>
-            <w:shd w:val="clear" w:color="auto" w:fill="F2F2F2" w:themeFill="background1" w:themeFillShade="F2"/>
-          </w:tcPr>
-          <w:p>
-            <w:pPr>
-              <w:pStyle w:val="TableParagraph"/>
-              <w:spacing w:before="70"/>
-              <w:jc w:val="center"/>
-              <w:rPr>
-                <w:rFonts w:ascii="Arial" w:eastAsia="Arial" w:hAnsi="Arial" w:cs="Arial"/>
-                <w:color w:val="0D0D0D" w:themeColor="text1" w:themeTint="F2"/>
-                <w:sz w:val="20"/>
-                <w:szCs w:val="20"/>
-              </w:rPr>
-            </w:pPr>
-            <w:r>
-              <w:rPr>
-                <w:rFonts w:ascii="Arial" w:eastAsia="Arial" w:hAnsi="Arial" w:cs="Arial"/>
-                <w:color w:val="0D0D0D" w:themeColor="text1" w:themeTint="F2"/>
-                <w:sz w:val="20"/>
-                <w:szCs w:val="20"/>
-              </w:rPr>
-              <w:t>150.1.3.225</w:t>
-            </w:r>
-          </w:p>
-        </w:tc>
-        <w:tc>
-          <w:tcPr>
-            <w:tcW w:w="2228" w:type="dxa"/>
-            <w:shd w:val="clear" w:color="auto" w:fill="F2F2F2" w:themeFill="background1" w:themeFillShade="F2"/>
-          </w:tcPr>
-          <w:p>
-            <w:pPr>
-              <w:pStyle w:val="TableParagraph"/>
-              <w:spacing w:before="70"/>
-              <w:jc w:val="center"/>
-              <w:rPr>
-                <w:rFonts w:ascii="Arial" w:eastAsia="Arial" w:hAnsi="Arial" w:cs="Arial"/>
-                <w:color w:val="0D0D0D" w:themeColor="text1" w:themeTint="F2"/>
-                <w:sz w:val="20"/>
-                <w:szCs w:val="20"/>
-              </w:rPr>
-            </w:pPr>
-            <w:r>
-              <w:rPr>
-                <w:rFonts w:ascii="Arial" w:eastAsia="Arial" w:hAnsi="Arial" w:cs="Arial"/>
-                <w:color w:val="0D0D0D" w:themeColor="text1" w:themeTint="F2"/>
-                <w:sz w:val="20"/>
-                <w:szCs w:val="20"/>
-              </w:rPr>
-              <w:t>255.255.255.252</w:t>
-            </w:r>
-          </w:p>
-        </w:tc>
-        <w:tc>
-          <w:tcPr>
-            <w:tcW w:w="1783" w:type="dxa"/>
-            <w:shd w:val="clear" w:color="auto" w:fill="F2F2F2" w:themeFill="background1" w:themeFillShade="F2"/>
-          </w:tcPr>
-          <w:p>
-            <w:pPr>
-              <w:pStyle w:val="TableParagraph"/>
-              <w:spacing w:before="70"/>
-              <w:jc w:val="center"/>
-              <w:rPr>
-                <w:rFonts w:ascii="Arial" w:eastAsia="Arial" w:hAnsi="Arial" w:cs="Arial"/>
-                <w:color w:val="0D0D0D" w:themeColor="text1" w:themeTint="F2"/>
-                <w:sz w:val="20"/>
-                <w:szCs w:val="20"/>
-              </w:rPr>
-            </w:pPr>
-            <w:r>
-              <w:rPr>
-                <w:rFonts w:ascii="Arial" w:eastAsia="Arial" w:hAnsi="Arial" w:cs="Arial"/>
-                <w:color w:val="0D0D0D" w:themeColor="text1" w:themeTint="F2"/>
-                <w:sz w:val="20"/>
-                <w:szCs w:val="20"/>
-              </w:rPr>
-              <w:t>N/A</w:t>
-            </w:r>
-          </w:p>
-        </w:tc>
-      </w:tr>
-      <w:tr>
-        <w:trPr>
-          <w:trHeight w:hRule="exact" w:val="384"/>
-          <w:tblCellSpacing w:w="20" w:type="dxa"/>
-        </w:trPr>
-        <w:tc>
-          <w:tcPr>
-            <w:tcW w:w="1358" w:type="dxa"/>
-          </w:tcPr>
-          <w:p>
-            <w:pPr>
-              <w:jc w:val="center"/>
-              <w:rPr>
-                <w:b/>
-                <w:bCs/>
-              </w:rPr>
-            </w:pPr>
-          </w:p>
-        </w:tc>
-        <w:tc>
-          <w:tcPr>
-            <w:tcW w:w="1627" w:type="dxa"/>
-          </w:tcPr>
-          <w:p>
-            <w:pPr>
-              <w:pStyle w:val="TableParagraph"/>
-              <w:spacing w:before="70"/>
-              <w:jc w:val="center"/>
-              <w:rPr>
-                <w:rFonts w:ascii="Arial"/>
-                <w:b/>
-                <w:bCs/>
-                <w:spacing w:val="-1"/>
-                <w:sz w:val="20"/>
-              </w:rPr>
-            </w:pPr>
-            <w:r>
-              <w:rPr>
-                <w:rFonts w:ascii="Arial"/>
-                <w:b/>
-                <w:bCs/>
-                <w:spacing w:val="-1"/>
-                <w:sz w:val="20"/>
-              </w:rPr>
-              <w:t>Lo0</w:t>
-            </w:r>
-          </w:p>
-        </w:tc>
-        <w:tc>
-          <w:tcPr>
-            <w:tcW w:w="3251" w:type="dxa"/>
-            <w:shd w:val="clear" w:color="auto" w:fill="F2F2F2" w:themeFill="background1" w:themeFillShade="F2"/>
-          </w:tcPr>
-          <w:p>
-            <w:pPr>
-              <w:pStyle w:val="TableParagraph"/>
-              <w:spacing w:before="70"/>
-              <w:jc w:val="center"/>
-              <w:rPr>
-                <w:rFonts w:ascii="Arial" w:eastAsia="Arial" w:hAnsi="Arial" w:cs="Arial"/>
-                <w:color w:val="000000" w:themeColor="text1"/>
-                <w:sz w:val="20"/>
-                <w:szCs w:val="20"/>
-              </w:rPr>
-            </w:pPr>
-            <w:r>
-              <w:rPr>
-                <w:rFonts w:ascii="Arial" w:eastAsia="Arial" w:hAnsi="Arial" w:cs="Arial"/>
-                <w:color w:val="000000" w:themeColor="text1"/>
-                <w:sz w:val="20"/>
-                <w:szCs w:val="20"/>
-              </w:rPr>
-              <w:t>5.5.5.5</w:t>
-            </w:r>
-          </w:p>
-        </w:tc>
-        <w:tc>
-          <w:tcPr>
-            <w:tcW w:w="2228" w:type="dxa"/>
-            <w:shd w:val="clear" w:color="auto" w:fill="F2F2F2" w:themeFill="background1" w:themeFillShade="F2"/>
-          </w:tcPr>
-          <w:p>
-            <w:pPr>
-              <w:pStyle w:val="TableParagraph"/>
-              <w:spacing w:before="70"/>
-              <w:jc w:val="center"/>
-              <w:rPr>
-                <w:rFonts w:ascii="Arial" w:eastAsia="Arial" w:hAnsi="Arial" w:cs="Arial"/>
-                <w:color w:val="000000" w:themeColor="text1"/>
-                <w:sz w:val="20"/>
-                <w:szCs w:val="20"/>
-              </w:rPr>
-            </w:pPr>
-            <w:r>
-              <w:rPr>
-                <w:rFonts w:ascii="Arial" w:eastAsia="Arial" w:hAnsi="Arial" w:cs="Arial"/>
-                <w:color w:val="000000" w:themeColor="text1"/>
-                <w:sz w:val="20"/>
-                <w:szCs w:val="20"/>
-              </w:rPr>
-              <w:t>255.255.255.0</w:t>
-            </w:r>
-          </w:p>
-        </w:tc>
-        <w:tc>
-          <w:tcPr>
-            <w:tcW w:w="1783" w:type="dxa"/>
-            <w:shd w:val="clear" w:color="auto" w:fill="F2F2F2" w:themeFill="background1" w:themeFillShade="F2"/>
-          </w:tcPr>
-          <w:p>
-            <w:pPr>
-              <w:pStyle w:val="TableParagraph"/>
-              <w:spacing w:before="70"/>
-              <w:jc w:val="center"/>
-              <w:rPr>
-                <w:rFonts w:ascii="Arial" w:eastAsia="Arial" w:hAnsi="Arial" w:cs="Arial"/>
-                <w:color w:val="000000" w:themeColor="text1"/>
-                <w:sz w:val="20"/>
-                <w:szCs w:val="20"/>
-              </w:rPr>
-            </w:pPr>
-            <w:r>
-              <w:rPr>
-                <w:rFonts w:ascii="Arial" w:eastAsia="Arial" w:hAnsi="Arial" w:cs="Arial"/>
-                <w:color w:val="000000" w:themeColor="text1"/>
-                <w:sz w:val="20"/>
-                <w:szCs w:val="20"/>
-              </w:rPr>
-              <w:t>N/A</w:t>
-            </w:r>
-          </w:p>
-        </w:tc>
-      </w:tr>
-      <w:tr>
-        <w:trPr>
-          <w:trHeight w:hRule="exact" w:val="382"/>
-          <w:tblCellSpacing w:w="20" w:type="dxa"/>
-        </w:trPr>
-        <w:tc>
-          <w:tcPr>
-            <w:tcW w:w="1358" w:type="dxa"/>
-          </w:tcPr>
-          <w:p>
-            <w:pPr>
-              <w:pStyle w:val="TableParagraph"/>
               <w:spacing w:before="70"/>
               <w:jc w:val="center"/>
               <w:rPr>
@@ -2066,6 +1283,15 @@
                 <w:szCs w:val="20"/>
               </w:rPr>
             </w:pPr>
+            <w:r>
+              <w:rPr>
+                <w:rFonts w:ascii="Arial" w:eastAsia="Arial" w:hAnsi="Arial" w:cs="Arial"/>
+                <w:color w:val="0D0D0D" w:themeColor="text1" w:themeTint="F2"/>
+                <w:sz w:val="20"/>
+                <w:szCs w:val="20"/>
+              </w:rPr>
+              <w:t>150.1.3.226</w:t>
+            </w:r>
           </w:p>
         </w:tc>
         <w:tc>
@@ -2085,6 +1311,15 @@
                 <w:szCs w:val="20"/>
               </w:rPr>
             </w:pPr>
+            <w:r>
+              <w:rPr>
+                <w:rFonts w:ascii="Arial" w:eastAsia="Arial" w:hAnsi="Arial" w:cs="Arial"/>
+                <w:color w:val="000000" w:themeColor="text1"/>
+                <w:sz w:val="20"/>
+                <w:szCs w:val="20"/>
+              </w:rPr>
+              <w:t>255.255.255.252</w:t>
+            </w:r>
           </w:p>
         </w:tc>
         <w:tc>
@@ -2206,6 +1441,28 @@
           </w:tcPr>
           <w:p>
             <w:pPr>
+              <w:pStyle w:val="NormalWeb"/>
+              <w:spacing w:before="0" w:beforeAutospacing="0" w:after="0" w:afterAutospacing="0" w:line="300" w:lineRule="exact"/>
+              <w:jc w:val="center"/>
+              <w:rPr>
+                <w:rFonts w:ascii="Arial" w:hAnsi="Arial" w:cs="Arial"/>
+                <w:color w:val="000000" w:themeColor="text1"/>
+                <w:sz w:val="20"/>
+                <w:szCs w:val="20"/>
+              </w:rPr>
+            </w:pPr>
+            <w:r>
+              <w:rPr>
+                <w:rFonts w:ascii="Arial" w:hAnsi="Arial" w:cs="Arial"/>
+                <w:color w:val="000000" w:themeColor="text1"/>
+                <w:sz w:val="20"/>
+                <w:szCs w:val="20"/>
+              </w:rPr>
+              <w:t>130.15.2.249</w:t>
+            </w:r>
+          </w:p>
+          <w:p>
+            <w:pPr>
               <w:pStyle w:val="TableParagraph"/>
               <w:spacing w:before="70"/>
               <w:jc w:val="center"/>
@@ -2235,6 +1492,15 @@
                 <w:szCs w:val="20"/>
               </w:rPr>
             </w:pPr>
+            <w:r>
+              <w:rPr>
+                <w:rFonts w:ascii="Arial" w:eastAsia="Arial" w:hAnsi="Arial" w:cs="Arial"/>
+                <w:color w:val="000000" w:themeColor="text1"/>
+                <w:sz w:val="20"/>
+                <w:szCs w:val="20"/>
+              </w:rPr>
+              <w:t>255.255.255.252</w:t>
+            </w:r>
           </w:p>
         </w:tc>
         <w:tc>
@@ -2335,6 +1601,15 @@
                 <w:sz w:val="20"/>
               </w:rPr>
             </w:pPr>
+            <w:r>
+              <w:rPr>
+                <w:rFonts w:ascii="Arial" w:hAnsi="Arial" w:cs="Arial"/>
+                <w:color w:val="000000" w:themeColor="text1"/>
+                <w:sz w:val="20"/>
+                <w:szCs w:val="20"/>
+              </w:rPr>
+              <w:t>194.8.20.30</w:t>
+            </w:r>
           </w:p>
         </w:tc>
         <w:tc>
@@ -2353,6 +1628,24 @@
                 <w:sz w:val="20"/>
               </w:rPr>
             </w:pPr>
+            <w:r>
+              <w:rPr>
+                <w:rFonts w:ascii="Arial" w:eastAsia="Arial" w:hAnsi="Arial" w:cs="Arial"/>
+                <w:color w:val="000000" w:themeColor="text1"/>
+                <w:sz w:val="20"/>
+                <w:szCs w:val="20"/>
+              </w:rPr>
+              <w:t>255.255.255.</w:t>
+            </w:r>
+            <w:r>
+              <w:rPr>
+                <w:rFonts w:ascii="Arial" w:eastAsia="Arial" w:hAnsi="Arial" w:cs="Arial"/>
+                <w:color w:val="000000" w:themeColor="text1"/>
+                <w:sz w:val="20"/>
+                <w:szCs w:val="20"/>
+              </w:rPr>
+              <w:t>224</w:t>
+            </w:r>
           </w:p>
         </w:tc>
         <w:tc>
@@ -2454,6 +1747,15 @@
                 <w:szCs w:val="20"/>
               </w:rPr>
             </w:pPr>
+            <w:r>
+              <w:rPr>
+                <w:rFonts w:ascii="Arial" w:hAnsi="Arial" w:cs="Arial"/>
+                <w:color w:val="000000" w:themeColor="text1"/>
+                <w:sz w:val="20"/>
+                <w:szCs w:val="20"/>
+              </w:rPr>
+              <w:t>192.6.10.190</w:t>
+            </w:r>
           </w:p>
         </w:tc>
         <w:tc>
@@ -2473,6 +1775,24 @@
                 <w:szCs w:val="20"/>
               </w:rPr>
             </w:pPr>
+            <w:r>
+              <w:rPr>
+                <w:rFonts w:ascii="Arial" w:eastAsia="Arial" w:hAnsi="Arial" w:cs="Arial"/>
+                <w:color w:val="000000" w:themeColor="text1"/>
+                <w:sz w:val="20"/>
+                <w:szCs w:val="20"/>
+              </w:rPr>
+              <w:t>255.255.255.</w:t>
+            </w:r>
+            <w:r>
+              <w:rPr>
+                <w:rFonts w:ascii="Arial" w:eastAsia="Arial" w:hAnsi="Arial" w:cs="Arial"/>
+                <w:color w:val="000000" w:themeColor="text1"/>
+                <w:sz w:val="20"/>
+                <w:szCs w:val="20"/>
+              </w:rPr>
+              <w:t>192</w:t>
+            </w:r>
           </w:p>
         </w:tc>
         <w:tc>
@@ -2592,6 +1912,15 @@
                 <w:sz w:val="20"/>
               </w:rPr>
             </w:pPr>
+            <w:r>
+              <w:rPr>
+                <w:rFonts w:ascii="Arial" w:hAnsi="Arial" w:cs="Arial"/>
+                <w:color w:val="000000" w:themeColor="text1"/>
+                <w:sz w:val="20"/>
+                <w:szCs w:val="20"/>
+              </w:rPr>
+              <w:t>130.15.2.250</w:t>
+            </w:r>
           </w:p>
         </w:tc>
         <w:tc>
@@ -2610,6 +1939,15 @@
                 <w:sz w:val="20"/>
               </w:rPr>
             </w:pPr>
+            <w:r>
+              <w:rPr>
+                <w:rFonts w:ascii="Arial" w:eastAsia="Arial" w:hAnsi="Arial" w:cs="Arial"/>
+                <w:color w:val="000000" w:themeColor="text1"/>
+                <w:sz w:val="20"/>
+                <w:szCs w:val="20"/>
+              </w:rPr>
+              <w:t>255.255.255.252</w:t>
+            </w:r>
           </w:p>
         </w:tc>
         <w:tc>
@@ -2727,6 +2065,15 @@
                 <w:sz w:val="20"/>
               </w:rPr>
             </w:pPr>
+            <w:r>
+              <w:rPr>
+                <w:rFonts w:ascii="Arial" w:hAnsi="Arial" w:cs="Arial"/>
+                <w:color w:val="000000" w:themeColor="text1"/>
+                <w:sz w:val="20"/>
+                <w:szCs w:val="20"/>
+              </w:rPr>
+              <w:t>202.50.4.254</w:t>
+            </w:r>
           </w:p>
         </w:tc>
         <w:tc>
@@ -2746,6 +2093,24 @@
                 <w:szCs w:val="20"/>
               </w:rPr>
             </w:pPr>
+            <w:r>
+              <w:rPr>
+                <w:rFonts w:ascii="Arial" w:eastAsia="Arial" w:hAnsi="Arial" w:cs="Arial"/>
+                <w:color w:val="000000" w:themeColor="text1"/>
+                <w:sz w:val="20"/>
+                <w:szCs w:val="20"/>
+              </w:rPr>
+              <w:t>255.255.255.</w:t>
+            </w:r>
+            <w:r>
+              <w:rPr>
+                <w:rFonts w:ascii="Arial" w:eastAsia="Arial" w:hAnsi="Arial" w:cs="Arial"/>
+                <w:color w:val="000000" w:themeColor="text1"/>
+                <w:sz w:val="20"/>
+                <w:szCs w:val="20"/>
+              </w:rPr>
+              <w:t>128</w:t>
+            </w:r>
           </w:p>
         </w:tc>
         <w:tc>
@@ -2855,6 +2220,15 @@
                 <w:sz w:val="20"/>
               </w:rPr>
             </w:pPr>
+            <w:r>
+              <w:rPr>
+                <w:rFonts w:ascii="Arial"/>
+                <w:color w:val="000000" w:themeColor="text1"/>
+                <w:spacing w:val="-1"/>
+                <w:sz w:val="20"/>
+              </w:rPr>
+              <w:t>202.50.4.129</w:t>
+            </w:r>
           </w:p>
         </w:tc>
         <w:tc>
@@ -2873,6 +2247,24 @@
                 <w:sz w:val="20"/>
               </w:rPr>
             </w:pPr>
+            <w:r>
+              <w:rPr>
+                <w:rFonts w:ascii="Arial" w:eastAsia="Arial" w:hAnsi="Arial" w:cs="Arial"/>
+                <w:color w:val="000000" w:themeColor="text1"/>
+                <w:sz w:val="20"/>
+                <w:szCs w:val="20"/>
+              </w:rPr>
+              <w:t>255.255.255.1</w:t>
+            </w:r>
+            <w:r>
+              <w:rPr>
+                <w:rFonts w:ascii="Arial" w:eastAsia="Arial" w:hAnsi="Arial" w:cs="Arial"/>
+                <w:color w:val="000000" w:themeColor="text1"/>
+                <w:sz w:val="20"/>
+                <w:szCs w:val="20"/>
+              </w:rPr>
+              <w:t>28</w:t>
+            </w:r>
           </w:p>
         </w:tc>
         <w:tc>
@@ -2892,6 +2284,15 @@
                 <w:sz w:val="20"/>
               </w:rPr>
             </w:pPr>
+            <w:r>
+              <w:rPr>
+                <w:rFonts w:ascii="Arial" w:hAnsi="Arial" w:cs="Arial"/>
+                <w:color w:val="000000" w:themeColor="text1"/>
+                <w:sz w:val="20"/>
+                <w:szCs w:val="20"/>
+              </w:rPr>
+              <w:t>202.50.4.254</w:t>
+            </w:r>
           </w:p>
         </w:tc>
       </w:tr>
@@ -2973,6 +2374,15 @@
                 <w:sz w:val="20"/>
               </w:rPr>
             </w:pPr>
+            <w:r>
+              <w:rPr>
+                <w:rFonts w:ascii="Arial" w:hAnsi="Arial" w:cs="Arial"/>
+                <w:color w:val="000000" w:themeColor="text1"/>
+                <w:sz w:val="20"/>
+                <w:szCs w:val="20"/>
+              </w:rPr>
+              <w:t>194.8.20.1</w:t>
+            </w:r>
           </w:p>
         </w:tc>
         <w:tc>
@@ -2992,6 +2402,24 @@
                 <w:szCs w:val="20"/>
               </w:rPr>
             </w:pPr>
+            <w:r>
+              <w:rPr>
+                <w:rFonts w:ascii="Arial" w:eastAsia="Arial" w:hAnsi="Arial" w:cs="Arial"/>
+                <w:color w:val="000000" w:themeColor="text1"/>
+                <w:sz w:val="20"/>
+                <w:szCs w:val="20"/>
+              </w:rPr>
+              <w:t>255.255.255.</w:t>
+            </w:r>
+            <w:r>
+              <w:rPr>
+                <w:rFonts w:ascii="Arial" w:eastAsia="Arial" w:hAnsi="Arial" w:cs="Arial"/>
+                <w:color w:val="000000" w:themeColor="text1"/>
+                <w:sz w:val="20"/>
+                <w:szCs w:val="20"/>
+              </w:rPr>
+              <w:t>224</w:t>
+            </w:r>
           </w:p>
         </w:tc>
         <w:tc>
@@ -3011,6 +2439,15 @@
                 <w:sz w:val="20"/>
               </w:rPr>
             </w:pPr>
+            <w:r>
+              <w:rPr>
+                <w:rFonts w:ascii="Arial" w:hAnsi="Arial" w:cs="Arial"/>
+                <w:color w:val="000000" w:themeColor="text1"/>
+                <w:sz w:val="20"/>
+                <w:szCs w:val="20"/>
+              </w:rPr>
+              <w:t>194.8.20.30</w:t>
+            </w:r>
           </w:p>
         </w:tc>
       </w:tr>
@@ -3078,7 +2515,7 @@
         <w:tc>
           <w:tcPr>
             <w:tcW w:w="3251" w:type="dxa"/>
-            <w:shd w:val="clear" w:color="auto" w:fill="F2F2F2" w:themeFill="background1" w:themeFillShade="F2"/>
+            <w:shd w:val="clear" w:color="auto" w:fill="FFFFFF" w:themeFill="background1"/>
           </w:tcPr>
           <w:p>
             <w:pPr>
@@ -3106,7 +2543,7 @@
         <w:tc>
           <w:tcPr>
             <w:tcW w:w="2228" w:type="dxa"/>
-            <w:shd w:val="clear" w:color="auto" w:fill="F2F2F2" w:themeFill="background1" w:themeFillShade="F2"/>
+            <w:shd w:val="clear" w:color="auto" w:fill="FFFFFF" w:themeFill="background1"/>
           </w:tcPr>
           <w:p>
             <w:pPr>
@@ -3143,7 +2580,7 @@
         <w:tc>
           <w:tcPr>
             <w:tcW w:w="1783" w:type="dxa"/>
-            <w:shd w:val="clear" w:color="auto" w:fill="F2F2F2" w:themeFill="background1" w:themeFillShade="F2"/>
+            <w:shd w:val="clear" w:color="auto" w:fill="FFFFFF" w:themeFill="background1"/>
           </w:tcPr>
           <w:p>
             <w:pPr>
@@ -3233,7 +2670,7 @@
         <w:tc>
           <w:tcPr>
             <w:tcW w:w="3251" w:type="dxa"/>
-            <w:shd w:val="clear" w:color="auto" w:fill="F2F2F2" w:themeFill="background1" w:themeFillShade="F2"/>
+            <w:shd w:val="clear" w:color="auto" w:fill="FFFFFF" w:themeFill="background1"/>
           </w:tcPr>
           <w:p>
             <w:pPr>
@@ -3261,7 +2698,7 @@
         <w:tc>
           <w:tcPr>
             <w:tcW w:w="2228" w:type="dxa"/>
-            <w:shd w:val="clear" w:color="auto" w:fill="F2F2F2" w:themeFill="background1" w:themeFillShade="F2"/>
+            <w:shd w:val="clear" w:color="auto" w:fill="FFFFFF" w:themeFill="background1"/>
           </w:tcPr>
           <w:p>
             <w:pPr>
@@ -3298,7 +2735,7 @@
         <w:tc>
           <w:tcPr>
             <w:tcW w:w="1783" w:type="dxa"/>
-            <w:shd w:val="clear" w:color="auto" w:fill="F2F2F2" w:themeFill="background1" w:themeFillShade="F2"/>
+            <w:shd w:val="clear" w:color="auto" w:fill="FFFFFF" w:themeFill="background1"/>
           </w:tcPr>
           <w:p>
             <w:pPr>
@@ -3388,7 +2825,7 @@
         <w:tc>
           <w:tcPr>
             <w:tcW w:w="3251" w:type="dxa"/>
-            <w:shd w:val="clear" w:color="auto" w:fill="F2F2F2" w:themeFill="background1" w:themeFillShade="F2"/>
+            <w:shd w:val="clear" w:color="auto" w:fill="FFFFFF" w:themeFill="background1"/>
           </w:tcPr>
           <w:p>
             <w:pPr>
@@ -3416,7 +2853,7 @@
         <w:tc>
           <w:tcPr>
             <w:tcW w:w="2228" w:type="dxa"/>
-            <w:shd w:val="clear" w:color="auto" w:fill="F2F2F2" w:themeFill="background1" w:themeFillShade="F2"/>
+            <w:shd w:val="clear" w:color="auto" w:fill="FFFFFF" w:themeFill="background1"/>
           </w:tcPr>
           <w:p>
             <w:pPr>
@@ -3453,7 +2890,7 @@
         <w:tc>
           <w:tcPr>
             <w:tcW w:w="1783" w:type="dxa"/>
-            <w:shd w:val="clear" w:color="auto" w:fill="F2F2F2" w:themeFill="background1" w:themeFillShade="F2"/>
+            <w:shd w:val="clear" w:color="auto" w:fill="FFFFFF" w:themeFill="background1"/>
           </w:tcPr>
           <w:p>
             <w:pPr>
@@ -3501,7 +2938,11 @@
           <w:szCs w:val="24"/>
         </w:rPr>
       </w:pPr>
-      <w:r>
+    </w:p>
+    <w:p>
+      <w:pPr>
+        <w:spacing w:line="300" w:lineRule="exact"/>
+        <w:jc w:val="both"/>
         <w:rPr>
           <w:rFonts w:ascii="Arial" w:hAnsi="Arial" w:cs="Arial"/>
           <w:b/>
@@ -3509,120 +2950,8 @@
           <w:sz w:val="24"/>
           <w:szCs w:val="24"/>
         </w:rPr>
-        <w:t>Parte 2. Configura los equipos terminales</w:t>
-      </w:r>
-    </w:p>
-    <w:p>
-      <w:pPr>
-        <w:spacing w:line="300" w:lineRule="exact"/>
-        <w:jc w:val="both"/>
-      </w:pPr>
-    </w:p>
-    <w:p>
-      <w:pPr>
-        <w:keepNext/>
-        <w:spacing w:line="300" w:lineRule="exact"/>
-        <w:rPr>
-          <w:rFonts w:ascii="Arial" w:hAnsi="Arial" w:cs="Arial"/>
-          <w:lang w:val="es-MX"/>
-        </w:rPr>
-      </w:pPr>
-      <w:r>
-        <w:rPr>
-          <w:rFonts w:ascii="Arial" w:hAnsi="Arial" w:cs="Arial"/>
-          <w:lang w:val="es-MX"/>
-        </w:rPr>
-        <w:t xml:space="preserve">Configurar </w:t>
-      </w:r>
-      <w:r>
-        <w:rPr>
-          <w:rFonts w:ascii="Arial" w:hAnsi="Arial" w:cs="Arial"/>
-          <w:lang w:val="es-MX"/>
-        </w:rPr>
-        <w:t xml:space="preserve">la Laptop0, Laptop1 y Mail </w:t>
-      </w:r>
-      <w:r>
-        <w:rPr>
-          <w:rFonts w:ascii="Arial" w:hAnsi="Arial" w:cs="Arial"/>
-          <w:lang w:val="es-MX"/>
-        </w:rPr>
-        <w:t xml:space="preserve">con sus respectivas direcciones IP, </w:t>
-      </w:r>
-      <w:r>
-        <w:rPr>
-          <w:rFonts w:ascii="Arial" w:hAnsi="Arial" w:cs="Arial"/>
-          <w:lang w:val="es-MX"/>
-        </w:rPr>
-        <w:t>m</w:t>
-      </w:r>
-      <w:r>
-        <w:rPr>
-          <w:rFonts w:ascii="Arial" w:hAnsi="Arial" w:cs="Arial"/>
-          <w:lang w:val="es-MX"/>
-        </w:rPr>
-        <w:t>áscaras</w:t>
-      </w:r>
-      <w:r>
-        <w:rPr>
-          <w:rFonts w:ascii="Arial" w:hAnsi="Arial" w:cs="Arial"/>
-          <w:lang w:val="es-MX"/>
-        </w:rPr>
-        <w:t xml:space="preserve"> de subred</w:t>
-      </w:r>
-      <w:r>
-        <w:rPr>
-          <w:rFonts w:ascii="Arial" w:hAnsi="Arial" w:cs="Arial"/>
-          <w:lang w:val="es-MX"/>
-        </w:rPr>
-        <w:t xml:space="preserve"> y </w:t>
-      </w:r>
-      <w:r>
-        <w:rPr>
-          <w:rFonts w:ascii="Arial" w:hAnsi="Arial" w:cs="Arial"/>
-          <w:lang w:val="es-MX"/>
-        </w:rPr>
-        <w:t>p</w:t>
-      </w:r>
-      <w:r>
-        <w:rPr>
-          <w:rFonts w:ascii="Arial" w:hAnsi="Arial" w:cs="Arial"/>
-          <w:lang w:val="es-MX"/>
-        </w:rPr>
-        <w:t>uerta</w:t>
-      </w:r>
-      <w:r>
-        <w:rPr>
-          <w:rFonts w:ascii="Arial" w:hAnsi="Arial" w:cs="Arial"/>
-          <w:lang w:val="es-MX"/>
-        </w:rPr>
-        <w:t>s</w:t>
-      </w:r>
-      <w:r>
-        <w:rPr>
-          <w:rFonts w:ascii="Arial" w:hAnsi="Arial" w:cs="Arial"/>
-          <w:lang w:val="es-MX"/>
-        </w:rPr>
-        <w:t xml:space="preserve"> de enlace</w:t>
-      </w:r>
-      <w:r>
-        <w:rPr>
-          <w:rFonts w:ascii="Arial" w:hAnsi="Arial" w:cs="Arial"/>
-          <w:lang w:val="es-MX"/>
-        </w:rPr>
-        <w:t xml:space="preserve"> predeterminadas o gateway</w:t>
-      </w:r>
-      <w:r>
-        <w:rPr>
-          <w:rFonts w:ascii="Arial" w:hAnsi="Arial" w:cs="Arial"/>
-          <w:lang w:val="es-MX"/>
-        </w:rPr>
-        <w:t>.</w:t>
-      </w:r>
-    </w:p>
-    <w:p>
-      <w:pPr>
-        <w:spacing w:line="300" w:lineRule="exact"/>
-        <w:jc w:val="both"/>
+      </w:pPr>
+      <w:r>
         <w:rPr>
           <w:rFonts w:ascii="Arial" w:hAnsi="Arial" w:cs="Arial"/>
           <w:b/>
@@ -3630,12 +2959,9 @@
           <w:sz w:val="24"/>
           <w:szCs w:val="24"/>
         </w:rPr>
-      </w:pPr>
-    </w:p>
-    <w:p>
-      <w:pPr>
-        <w:spacing w:line="300" w:lineRule="exact"/>
-        <w:jc w:val="both"/>
+        <w:t xml:space="preserve">Parte </w:t>
+      </w:r>
+      <w:r>
         <w:rPr>
           <w:rFonts w:ascii="Arial" w:hAnsi="Arial" w:cs="Arial"/>
           <w:b/>
@@ -3643,105 +2969,7 @@
           <w:sz w:val="24"/>
           <w:szCs w:val="24"/>
         </w:rPr>
-      </w:pPr>
-    </w:p>
-    <w:p>
-      <w:pPr>
-        <w:spacing w:line="300" w:lineRule="exact"/>
-        <w:jc w:val="both"/>
-        <w:rPr>
-          <w:rFonts w:ascii="Arial" w:hAnsi="Arial" w:cs="Arial"/>
-          <w:b/>
-          <w:bCs/>
-          <w:sz w:val="24"/>
-          <w:szCs w:val="24"/>
-        </w:rPr>
-      </w:pPr>
-    </w:p>
-    <w:p>
-      <w:pPr>
-        <w:spacing w:line="300" w:lineRule="exact"/>
-        <w:jc w:val="both"/>
-        <w:rPr>
-          <w:rFonts w:ascii="Arial" w:hAnsi="Arial" w:cs="Arial"/>
-          <w:b/>
-          <w:bCs/>
-          <w:sz w:val="24"/>
-          <w:szCs w:val="24"/>
-        </w:rPr>
-      </w:pPr>
-    </w:p>
-    <w:p>
-      <w:pPr>
-        <w:spacing w:line="300" w:lineRule="exact"/>
-        <w:jc w:val="both"/>
-        <w:rPr>
-          <w:rFonts w:ascii="Arial" w:hAnsi="Arial" w:cs="Arial"/>
-          <w:b/>
-          <w:bCs/>
-          <w:sz w:val="24"/>
-          <w:szCs w:val="24"/>
-        </w:rPr>
-      </w:pPr>
-    </w:p>
-    <w:p>
-      <w:pPr>
-        <w:spacing w:line="300" w:lineRule="exact"/>
-        <w:jc w:val="both"/>
-        <w:rPr>
-          <w:rFonts w:ascii="Arial" w:hAnsi="Arial" w:cs="Arial"/>
-          <w:b/>
-          <w:bCs/>
-          <w:sz w:val="24"/>
-          <w:szCs w:val="24"/>
-        </w:rPr>
-      </w:pPr>
-    </w:p>
-    <w:p>
-      <w:pPr>
-        <w:spacing w:line="300" w:lineRule="exact"/>
-        <w:jc w:val="both"/>
-        <w:rPr>
-          <w:rFonts w:ascii="Arial" w:hAnsi="Arial" w:cs="Arial"/>
-          <w:b/>
-          <w:bCs/>
-          <w:sz w:val="24"/>
-          <w:szCs w:val="24"/>
-        </w:rPr>
-      </w:pPr>
-    </w:p>
-    <w:p>
-      <w:pPr>
-        <w:spacing w:line="300" w:lineRule="exact"/>
-        <w:jc w:val="both"/>
-        <w:rPr>
-          <w:rFonts w:ascii="Arial" w:hAnsi="Arial" w:cs="Arial"/>
-          <w:b/>
-          <w:bCs/>
-          <w:sz w:val="24"/>
-          <w:szCs w:val="24"/>
-        </w:rPr>
-      </w:pPr>
-      <w:r>
-        <w:rPr>
-          <w:rFonts w:ascii="Arial" w:hAnsi="Arial" w:cs="Arial"/>
-          <w:b/>
-          <w:bCs/>
-          <w:sz w:val="24"/>
-          <w:szCs w:val="24"/>
-        </w:rPr>
-        <w:lastRenderedPageBreak/>
-        <w:t xml:space="preserve">Parte </w:t>
-      </w:r>
-      <w:r>
-        <w:rPr>
-          <w:rFonts w:ascii="Arial" w:hAnsi="Arial" w:cs="Arial"/>
-          <w:b/>
-          <w:bCs/>
-          <w:sz w:val="24"/>
-          <w:szCs w:val="24"/>
-        </w:rPr>
-        <w:t>3</w:t>
+        <w:t>2</w:t>
       </w:r>
       <w:r>
         <w:rPr>
@@ -4602,7 +3830,11 @@
           <w:szCs w:val="24"/>
         </w:rPr>
       </w:pPr>
-      <w:r>
+    </w:p>
+    <w:p>
+      <w:pPr>
+        <w:spacing w:line="300" w:lineRule="exact"/>
+        <w:jc w:val="both"/>
         <w:rPr>
           <w:rFonts w:ascii="Arial" w:hAnsi="Arial" w:cs="Arial"/>
           <w:b/>
@@ -4610,8 +3842,7 @@
           <w:sz w:val="24"/>
           <w:szCs w:val="24"/>
         </w:rPr>
-        <w:t xml:space="preserve">Parte </w:t>
-      </w:r>
+      </w:pPr>
       <w:r>
         <w:rPr>
           <w:rFonts w:ascii="Arial" w:hAnsi="Arial" w:cs="Arial"/>
@@ -4620,7 +3851,18 @@
           <w:sz w:val="24"/>
           <w:szCs w:val="24"/>
         </w:rPr>
-        <w:t>4</w:t>
+        <w:lastRenderedPageBreak/>
+        <w:t xml:space="preserve">Parte </w:t>
+      </w:r>
+      <w:r>
+        <w:rPr>
+          <w:rFonts w:ascii="Arial" w:hAnsi="Arial" w:cs="Arial"/>
+          <w:b/>
+          <w:bCs/>
+          <w:sz w:val="24"/>
+          <w:szCs w:val="24"/>
+        </w:rPr>
+        <w:t>3</w:t>
       </w:r>
       <w:r>
         <w:rPr>
@@ -5376,7 +4618,16 @@
           <w:rFonts w:ascii="Arial" w:hAnsi="Arial" w:cs="Arial"/>
           <w:spacing w:val="-1"/>
         </w:rPr>
-        <w:t xml:space="preserve"> hacia MyISP.</w:t>
+        <w:t xml:space="preserve"> hacia </w:t>
+      </w:r>
+      <w:r>
+        <w:rPr>
+          <w:rFonts w:ascii="Arial" w:hAnsi="Arial" w:cs="Arial"/>
+          <w:b/>
+          <w:bCs/>
+          <w:spacing w:val="-1"/>
+        </w:rPr>
+        <w:t>MyISP</w:t>
       </w:r>
     </w:p>
     <w:p>
@@ -5575,7 +4826,7 @@
           <w:sz w:val="24"/>
           <w:szCs w:val="24"/>
         </w:rPr>
-        <w:t>5</w:t>
+        <w:t>4</w:t>
       </w:r>
       <w:r>
         <w:rPr>
@@ -5842,21 +5093,18 @@
         <w:jc w:val="both"/>
         <w:rPr>
           <w:rFonts w:ascii="Arial" w:hAnsi="Arial" w:cs="Arial"/>
+        </w:rPr>
+      </w:pPr>
+      <w:r>
+        <w:rPr>
+          <w:rFonts w:ascii="Arial" w:hAnsi="Arial" w:cs="Arial"/>
           <w:b/>
           <w:bCs/>
           <w:sz w:val="24"/>
           <w:szCs w:val="24"/>
         </w:rPr>
-      </w:pPr>
-    </w:p>
-    <w:p>
-      <w:pPr>
-        <w:spacing w:after="120" w:line="360" w:lineRule="auto"/>
-        <w:jc w:val="both"/>
-        <w:rPr>
-          <w:rFonts w:ascii="Arial" w:hAnsi="Arial" w:cs="Arial"/>
-        </w:rPr>
-      </w:pPr>
+        <w:t xml:space="preserve">Parte </w:t>
+      </w:r>
       <w:r>
         <w:rPr>
           <w:rFonts w:ascii="Arial" w:hAnsi="Arial" w:cs="Arial"/>
@@ -5865,18 +5113,7 @@
           <w:sz w:val="24"/>
           <w:szCs w:val="24"/>
         </w:rPr>
-        <w:lastRenderedPageBreak/>
-        <w:t xml:space="preserve">Parte </w:t>
-      </w:r>
-      <w:r>
-        <w:rPr>
-          <w:rFonts w:ascii="Arial" w:hAnsi="Arial" w:cs="Arial"/>
-          <w:b/>
-          <w:bCs/>
-          <w:sz w:val="24"/>
-          <w:szCs w:val="24"/>
-        </w:rPr>
-        <w:t>6</w:t>
+        <w:t>5</w:t>
       </w:r>
       <w:r>
         <w:rPr>
@@ -6017,7 +5254,7 @@
                 <w:b/>
                 <w:color w:val="000000"/>
               </w:rPr>
-              <w:t>From</w:t>
+              <w:t>Desde</w:t>
             </w:r>
           </w:p>
         </w:tc>
@@ -6042,7 +5279,7 @@
                 <w:b/>
                 <w:color w:val="000000"/>
               </w:rPr>
-              <w:t>To</w:t>
+              <w:t>Hacia</w:t>
             </w:r>
           </w:p>
         </w:tc>
@@ -6067,7 +5304,31 @@
                 <w:b/>
                 <w:color w:val="000000"/>
               </w:rPr>
-              <w:t>IP Address (To)</w:t>
+              <w:t xml:space="preserve">Dirección </w:t>
+            </w:r>
+            <w:r>
+              <w:rPr>
+                <w:rFonts w:ascii="Arial" w:hAnsi="Arial" w:cs="Arial"/>
+                <w:b/>
+                <w:color w:val="000000"/>
+              </w:rPr>
+              <w:t>IP (</w:t>
+            </w:r>
+            <w:r>
+              <w:rPr>
+                <w:rFonts w:ascii="Arial" w:hAnsi="Arial" w:cs="Arial"/>
+                <w:b/>
+                <w:color w:val="000000"/>
+              </w:rPr>
+              <w:t>Hacia</w:t>
+            </w:r>
+            <w:r>
+              <w:rPr>
+                <w:rFonts w:ascii="Arial" w:hAnsi="Arial" w:cs="Arial"/>
+                <w:b/>
+                <w:color w:val="000000"/>
+              </w:rPr>
+              <w:t>)</w:t>
             </w:r>
           </w:p>
         </w:tc>
@@ -6362,6 +5623,33 @@
         <w:jc w:val="both"/>
         <w:rPr>
           <w:rFonts w:ascii="Arial" w:hAnsi="Arial" w:cs="Arial"/>
+        </w:rPr>
+      </w:pPr>
+    </w:p>
+    <w:p>
+      <w:pPr>
+        <w:spacing w:line="360" w:lineRule="auto"/>
+        <w:jc w:val="both"/>
+        <w:rPr>
+          <w:rFonts w:ascii="Arial" w:hAnsi="Arial" w:cs="Arial"/>
+        </w:rPr>
+      </w:pPr>
+    </w:p>
+    <w:p>
+      <w:pPr>
+        <w:spacing w:line="360" w:lineRule="auto"/>
+        <w:jc w:val="both"/>
+        <w:rPr>
+          <w:rFonts w:ascii="Arial" w:hAnsi="Arial" w:cs="Arial"/>
+        </w:rPr>
+      </w:pPr>
+    </w:p>
+    <w:p>
+      <w:pPr>
+        <w:spacing w:line="360" w:lineRule="auto"/>
+        <w:jc w:val="both"/>
+        <w:rPr>
+          <w:rFonts w:ascii="Arial" w:hAnsi="Arial" w:cs="Arial"/>
           <w:b/>
           <w:bCs/>
         </w:rPr>
@@ -6374,6 +5662,7 @@
           <w:color w:val="0D0D0D" w:themeColor="text1" w:themeTint="F2"/>
           <w:shd w:val="clear" w:color="auto" w:fill="FFFFFF"/>
         </w:rPr>
+        <w:lastRenderedPageBreak/>
         <w:t xml:space="preserve">Pruebas de conectividad </w:t>
       </w:r>
       <w:r>
@@ -6442,7 +5731,7 @@
                 <w:b/>
                 <w:color w:val="000000"/>
               </w:rPr>
-              <w:t>From</w:t>
+              <w:t>Desde</w:t>
             </w:r>
           </w:p>
         </w:tc>
@@ -6467,7 +5756,7 @@
                 <w:b/>
                 <w:color w:val="000000"/>
               </w:rPr>
-              <w:t>To</w:t>
+              <w:t>Hacia</w:t>
             </w:r>
           </w:p>
         </w:tc>
@@ -6492,7 +5781,31 @@
                 <w:b/>
                 <w:color w:val="000000"/>
               </w:rPr>
-              <w:t>IP Address (To)</w:t>
+              <w:t>Dirección IP</w:t>
+            </w:r>
+            <w:r>
+              <w:rPr>
+                <w:rFonts w:ascii="Arial" w:hAnsi="Arial" w:cs="Arial"/>
+                <w:b/>
+                <w:color w:val="000000"/>
+              </w:rPr>
+              <w:t xml:space="preserve"> (</w:t>
+            </w:r>
+            <w:r>
+              <w:rPr>
+                <w:rFonts w:ascii="Arial" w:hAnsi="Arial" w:cs="Arial"/>
+                <w:b/>
+                <w:color w:val="000000"/>
+              </w:rPr>
+              <w:t>Hacia</w:t>
+            </w:r>
+            <w:r>
+              <w:rPr>
+                <w:rFonts w:ascii="Arial" w:hAnsi="Arial" w:cs="Arial"/>
+                <w:b/>
+                <w:color w:val="000000"/>
+              </w:rPr>
+              <w:t>)</w:t>
             </w:r>
           </w:p>
         </w:tc>
@@ -6900,7 +6213,7 @@
                 <w:bCs/>
                 <w:color w:val="000000"/>
               </w:rPr>
-              <w:t>Exterior</w:t>
+              <w:t>DNSserver.com</w:t>
             </w:r>
           </w:p>
         </w:tc>
@@ -6927,7 +6240,7 @@
                 <w:bCs/>
                 <w:color w:val="000000" w:themeColor="text1"/>
               </w:rPr>
-              <w:t>ping 5.5.5.5</w:t>
+              <w:t>5.5.5.5</w:t>
             </w:r>
           </w:p>
         </w:tc>
@@ -6971,7 +6284,7 @@
 </file>
 
 <file path=word/numbering.xml><?xml version="1.0" encoding="utf-8"?>
-<w:numbering xmlns:wpc="http://schemas.microsoft.com/office/word/2010/wordprocessingCanvas" xmlns:cx="http://schemas.microsoft.com/office/drawing/2014/chartex" xmlns:cx1="http://schemas.microsoft.com/office/drawing/2015/9/8/chartex" xmlns:cx2="http://schemas.microsoft.com/office/drawing/2015/10/21/chartex" xmlns:cx3="http://schemas.microsoft.com/office/drawing/2016/5/9/chartex" xmlns:cx4="http://schemas.microsoft.com/office/drawing/2016/5/10/chartex" xmlns:cx5="http://schemas.microsoft.com/office/drawing/2016/5/11/chartex" xmlns:cx6="http://schemas.microsoft.com/office/drawing/2016/5/12/chartex" xmlns:cx7="http://schemas.microsoft.com/office/drawing/2016/5/13/chartex" xmlns:cx8="http://schemas.microsoft.com/office/drawing/2016/5/14/chartex" xmlns:mc="http://schemas.openxmlformats.org/markup-compatibility/2006" xmlns:aink="http://schemas.microsoft.com/office/drawing/2016/ink" xmlns:am3d="http://schemas.microsoft.com/office/drawing/2017/model3d" xmlns:o="urn:schemas-microsoft-com:office:office" xmlns:oel="http://schemas.microsoft.com/office/2019/extlst" xmlns:r="http://schemas.openxmlformats.org/officeDocument/2006/relationships" xmlns:m="http://schemas.openxmlformats.org/officeDocument/2006/math" xmlns:v="urn:schemas-microsoft-com:vml" xmlns:wp14="http://schemas.microsoft.com/office/word/2010/wordprocessingDrawing" xmlns:wp="http://schemas.openxmlformats.org/drawingml/2006/wordprocessingDrawing" xmlns:w10="urn:schemas-microsoft-com:office:word" xmlns:w="http://schemas.openxmlformats.org/wordprocessingml/2006/main" xmlns:w14="http://schemas.microsoft.com/office/word/2010/wordml" xmlns:w15="http://schemas.microsoft.com/office/word/2012/wordml" xmlns:w16cex="http://schemas.microsoft.com/office/word/2018/wordml/cex" xmlns:w16cid="http://schemas.microsoft.com/office/word/2016/wordml/cid" xmlns:w16="http://schemas.microsoft.com/office/word/2018/wordml" xmlns:w16sdtdh="http://schemas.microsoft.com/office/word/2020/wordml/sdtdatahash" xmlns:w16se="http://schemas.microsoft.com/office/word/2015/wordml/symex" xmlns:wpg="http://schemas.microsoft.com/office/word/2010/wordprocessingGroup" xmlns:wpi="http://schemas.microsoft.com/office/word/2010/wordprocessingInk" xmlns:wne="http://schemas.microsoft.com/office/word/2006/wordml" xmlns:wps="http://schemas.microsoft.com/office/word/2010/wordprocessingShape" mc:Ignorable="w14 w15 w16se w16cid w16 w16cex w16sdtdh wp14">
+<w:numbering xmlns:wpc="http://schemas.microsoft.com/office/word/2010/wordprocessingCanvas" xmlns:cx="http://schemas.microsoft.com/office/drawing/2014/chartex" xmlns:cx1="http://schemas.microsoft.com/office/drawing/2015/9/8/chartex" xmlns:cx2="http://schemas.microsoft.com/office/drawing/2015/10/21/chartex" xmlns:cx3="http://schemas.microsoft.com/office/drawing/2016/5/9/chartex" xmlns:cx4="http://schemas.microsoft.com/office/drawing/2016/5/10/chartex" xmlns:cx5="http://schemas.microsoft.com/office/drawing/2016/5/11/chartex" xmlns:cx6="http://schemas.microsoft.com/office/drawing/2016/5/12/chartex" xmlns:cx7="http://schemas.microsoft.com/office/drawing/2016/5/13/chartex" xmlns:cx8="http://schemas.microsoft.com/office/drawing/2016/5/14/chartex" xmlns:mc="http://schemas.openxmlformats.org/markup-compatibility/2006" xmlns:aink="http://schemas.microsoft.com/office/drawing/2016/ink" xmlns:am3d="http://schemas.microsoft.com/office/drawing/2017/model3d" xmlns:o="urn:schemas-microsoft-com:office:office" xmlns:oel="http://schemas.microsoft.com/office/2019/extlst" xmlns:r="http://schemas.openxmlformats.org/officeDocument/2006/relationships" xmlns:m="http://schemas.openxmlformats.org/officeDocument/2006/math" xmlns:v="urn:schemas-microsoft-com:vml" xmlns:wp14="http://schemas.microsoft.com/office/word/2010/wordprocessingDrawing" xmlns:wp="http://schemas.openxmlformats.org/drawingml/2006/wordprocessingDrawing" xmlns:w10="urn:schemas-microsoft-com:office:word" xmlns:w="http://schemas.openxmlformats.org/wordprocessingml/2006/main" xmlns:w14="http://schemas.microsoft.com/office/word/2010/wordml" xmlns:w15="http://schemas.microsoft.com/office/word/2012/wordml" xmlns:w16cex="http://schemas.microsoft.com/office/word/2018/wordml/cex" xmlns:w16cid="http://schemas.microsoft.com/office/word/2016/wordml/cid" xmlns:w16="http://schemas.microsoft.com/office/word/2018/wordml" xmlns:w16du="http://schemas.microsoft.com/office/word/2023/wordml/word16du" xmlns:w16sdtdh="http://schemas.microsoft.com/office/word/2020/wordml/sdtdatahash" xmlns:w16sdtfl="http://schemas.microsoft.com/office/word/2024/wordml/sdtformatlock" xmlns:w16se="http://schemas.microsoft.com/office/word/2015/wordml/symex" xmlns:wpg="http://schemas.microsoft.com/office/word/2010/wordprocessingGroup" xmlns:wpi="http://schemas.microsoft.com/office/word/2010/wordprocessingInk" xmlns:wne="http://schemas.microsoft.com/office/word/2006/wordml" xmlns:wps="http://schemas.microsoft.com/office/word/2010/wordprocessingShape" mc:Ignorable="w14 w15 w16se w16cid w16 w16cex w16sdtdh w16sdtfl w16du wp14">
   <w:abstractNum w:abstractNumId="0" w15:restartNumberingAfterBreak="0">
     <w:nsid w:val="0AD70688"/>
     <w:multiLevelType w:val="hybridMultilevel"/>
@@ -9673,7 +8986,7 @@
 </file>
 
 <file path=word/styles.xml><?xml version="1.0" encoding="utf-8"?>
-<w:styles xmlns:mc="http://schemas.openxmlformats.org/markup-compatibility/2006" xmlns:r="http://schemas.openxmlformats.org/officeDocument/2006/relationships" xmlns:w="http://schemas.openxmlformats.org/wordprocessingml/2006/main" xmlns:w14="http://schemas.microsoft.com/office/word/2010/wordml" xmlns:w15="http://schemas.microsoft.com/office/word/2012/wordml" xmlns:w16cex="http://schemas.microsoft.com/office/word/2018/wordml/cex" xmlns:w16cid="http://schemas.microsoft.com/office/word/2016/wordml/cid" xmlns:w16="http://schemas.microsoft.com/office/word/2018/wordml" xmlns:w16sdtdh="http://schemas.microsoft.com/office/word/2020/wordml/sdtdatahash" xmlns:w16se="http://schemas.microsoft.com/office/word/2015/wordml/symex" mc:Ignorable="w14 w15 w16se w16cid w16 w16cex w16sdtdh">
+<w:styles xmlns:mc="http://schemas.openxmlformats.org/markup-compatibility/2006" xmlns:r="http://schemas.openxmlformats.org/officeDocument/2006/relationships" xmlns:w="http://schemas.openxmlformats.org/wordprocessingml/2006/main" xmlns:w14="http://schemas.microsoft.com/office/word/2010/wordml" xmlns:w15="http://schemas.microsoft.com/office/word/2012/wordml" xmlns:w16cex="http://schemas.microsoft.com/office/word/2018/wordml/cex" xmlns:w16cid="http://schemas.microsoft.com/office/word/2016/wordml/cid" xmlns:w16="http://schemas.microsoft.com/office/word/2018/wordml" xmlns:w16du="http://schemas.microsoft.com/office/word/2023/wordml/word16du" xmlns:w16sdtdh="http://schemas.microsoft.com/office/word/2020/wordml/sdtdatahash" xmlns:w16sdtfl="http://schemas.microsoft.com/office/word/2024/wordml/sdtformatlock" xmlns:w16se="http://schemas.microsoft.com/office/word/2015/wordml/symex" mc:Ignorable="w14 w15 w16se w16cid w16 w16cex w16sdtdh w16sdtfl w16du">
   <w:docDefaults>
     <w:rPrDefault>
       <w:rPr>
